--- a/Sindhi Muslim/Papers/Class 2/Class 2 - Maths.docx
+++ b/Sindhi Muslim/Papers/Class 2/Class 2 - Maths.docx
@@ -1,7 +1,378 @@
 
 <file path=word/document.xml><?xml version="1.0" encoding="utf-8"?>
-<w:document xmlns:wpc="http://schemas.microsoft.com/office/word/2010/wordprocessingCanvas" xmlns:cx="http://schemas.microsoft.com/office/drawing/2014/chartex" xmlns:cx1="http://schemas.microsoft.com/office/drawing/2015/9/8/chartex" xmlns:cx2="http://schemas.microsoft.com/office/drawing/2015/10/21/chartex" xmlns:cx3="http://schemas.microsoft.com/office/drawing/2016/5/9/chartex" xmlns:cx4="http://schemas.microsoft.com/office/drawing/2016/5/10/chartex" xmlns:cx5="http://schemas.microsoft.com/office/drawing/2016/5/11/chartex" xmlns:cx6="http://schemas.microsoft.com/office/drawing/2016/5/12/chartex" xmlns:cx7="http://schemas.microsoft.com/office/drawing/2016/5/13/chartex" xmlns:cx8="http://schemas.microsoft.com/office/drawing/2016/5/14/chartex" xmlns:mc="http://schemas.openxmlformats.org/markup-compatibility/2006" xmlns:aink="http://schemas.microsoft.com/office/drawing/2016/ink" xmlns:am3d="http://schemas.microsoft.com/office/drawing/2017/model3d" xmlns:o="urn:schemas-microsoft-com:office:office" xmlns:r="http://schemas.openxmlformats.org/officeDocument/2006/relationships" xmlns:m="http://schemas.openxmlformats.org/officeDocument/2006/math" xmlns:v="urn:schemas-microsoft-com:vml" xmlns:wp14="http://schemas.microsoft.com/office/word/2010/wordprocessingDrawing" xmlns:wp="http://schemas.openxmlformats.org/drawingml/2006/wordprocessingDrawing" xmlns:w10="urn:schemas-microsoft-com:office:word" xmlns:w="http://schemas.openxmlformats.org/wordprocessingml/2006/main" xmlns:w14="http://schemas.microsoft.com/office/word/2010/wordml" xmlns:w15="http://schemas.microsoft.com/office/word/2012/wordml" xmlns:w16cex="http://schemas.microsoft.com/office/word/2018/wordml/cex" xmlns:w16cid="http://schemas.microsoft.com/office/word/2016/wordml/cid" xmlns:w16="http://schemas.microsoft.com/office/word/2018/wordml" xmlns:w16sdtdh="http://schemas.microsoft.com/office/word/2020/wordml/sdtdatahash" xmlns:w16se="http://schemas.microsoft.com/office/word/2015/wordml/symex" xmlns:wpg="http://schemas.microsoft.com/office/word/2010/wordprocessingGroup" xmlns:wpi="http://schemas.microsoft.com/office/word/2010/wordprocessingInk" xmlns:wne="http://schemas.microsoft.com/office/word/2006/wordml" xmlns:wps="http://schemas.microsoft.com/office/word/2010/wordprocessingShape" mc:Ignorable="w14 w15 w16se w16cid w16 w16cex w16sdtdh wp14">
+<w:document xmlns:wpc="http://schemas.microsoft.com/office/word/2010/wordprocessingCanvas" xmlns:cx="http://schemas.microsoft.com/office/drawing/2014/chartex" xmlns:cx1="http://schemas.microsoft.com/office/drawing/2015/9/8/chartex" xmlns:cx2="http://schemas.microsoft.com/office/drawing/2015/10/21/chartex" xmlns:cx3="http://schemas.microsoft.com/office/drawing/2016/5/9/chartex" xmlns:cx4="http://schemas.microsoft.com/office/drawing/2016/5/10/chartex" xmlns:cx5="http://schemas.microsoft.com/office/drawing/2016/5/11/chartex" xmlns:cx6="http://schemas.microsoft.com/office/drawing/2016/5/12/chartex" xmlns:cx7="http://schemas.microsoft.com/office/drawing/2016/5/13/chartex" xmlns:cx8="http://schemas.microsoft.com/office/drawing/2016/5/14/chartex" xmlns:mc="http://schemas.openxmlformats.org/markup-compatibility/2006" xmlns:aink="http://schemas.microsoft.com/office/drawing/2016/ink" xmlns:am3d="http://schemas.microsoft.com/office/drawing/2017/model3d" xmlns:o="urn:schemas-microsoft-com:office:office" xmlns:oel="http://schemas.microsoft.com/office/2019/extlst" xmlns:r="http://schemas.openxmlformats.org/officeDocument/2006/relationships" xmlns:m="http://schemas.openxmlformats.org/officeDocument/2006/math" xmlns:v="urn:schemas-microsoft-com:vml" xmlns:wp14="http://schemas.microsoft.com/office/word/2010/wordprocessingDrawing" xmlns:wp="http://schemas.openxmlformats.org/drawingml/2006/wordprocessingDrawing" xmlns:w10="urn:schemas-microsoft-com:office:word" xmlns:w="http://schemas.openxmlformats.org/wordprocessingml/2006/main" xmlns:w14="http://schemas.microsoft.com/office/word/2010/wordml" xmlns:w15="http://schemas.microsoft.com/office/word/2012/wordml" xmlns:w16cex="http://schemas.microsoft.com/office/word/2018/wordml/cex" xmlns:w16cid="http://schemas.microsoft.com/office/word/2016/wordml/cid" xmlns:w16="http://schemas.microsoft.com/office/word/2018/wordml" xmlns:w16du="http://schemas.microsoft.com/office/word/2023/wordml/word16du" xmlns:w16sdtdh="http://schemas.microsoft.com/office/word/2020/wordml/sdtdatahash" xmlns:w16se="http://schemas.microsoft.com/office/word/2015/wordml/symex" xmlns:wpg="http://schemas.microsoft.com/office/word/2010/wordprocessingGroup" xmlns:wpi="http://schemas.microsoft.com/office/word/2010/wordprocessingInk" xmlns:wne="http://schemas.microsoft.com/office/word/2006/wordml" xmlns:wps="http://schemas.microsoft.com/office/word/2010/wordprocessingShape" mc:Ignorable="w14 w15 w16se w16cid w16 w16cex w16sdtdh w16du wp14">
   <w:body>
+    <w:tbl>
+      <w:tblPr>
+        <w:tblStyle w:val="TableGrid"/>
+        <w:tblW w:w="0" w:type="auto"/>
+        <w:tblBorders>
+          <w:top w:val="none" w:sz="0" w:space="0" w:color="auto"/>
+          <w:left w:val="none" w:sz="0" w:space="0" w:color="auto"/>
+          <w:bottom w:val="none" w:sz="0" w:space="0" w:color="auto"/>
+          <w:right w:val="none" w:sz="0" w:space="0" w:color="auto"/>
+          <w:insideH w:val="none" w:sz="0" w:space="0" w:color="auto"/>
+          <w:insideV w:val="none" w:sz="0" w:space="0" w:color="auto"/>
+        </w:tblBorders>
+        <w:tblLook w:val="04A0" w:firstRow="1" w:lastRow="0" w:firstColumn="1" w:lastColumn="0" w:noHBand="0" w:noVBand="1"/>
+      </w:tblPr>
+      <w:tblGrid>
+        <w:gridCol w:w="3914"/>
+        <w:gridCol w:w="2710"/>
+        <w:gridCol w:w="2736"/>
+      </w:tblGrid>
+      <w:tr>
+        <w:tc>
+          <w:tcPr>
+            <w:tcW w:w="9360" w:type="dxa"/>
+            <w:gridSpan w:val="3"/>
+            <w:vAlign w:val="center"/>
+          </w:tcPr>
+          <w:p>
+            <w:pPr>
+              <w:jc w:val="center"/>
+              <w:rPr>
+                <w:rFonts w:asciiTheme="majorBidi" w:hAnsiTheme="majorBidi" w:cstheme="majorBidi"/>
+                <w:b/>
+                <w:bCs/>
+                <w:sz w:val="28"/>
+                <w:szCs w:val="28"/>
+              </w:rPr>
+            </w:pPr>
+            <w:bookmarkStart w:id="0" w:name="_Hlk184809349"/>
+            <w:r>
+              <w:rPr>
+                <w:rFonts w:asciiTheme="majorBidi" w:hAnsiTheme="majorBidi" w:cstheme="majorBidi"/>
+                <w:b/>
+                <w:bCs/>
+                <w:sz w:val="52"/>
+                <w:szCs w:val="52"/>
+              </w:rPr>
+              <w:t>Govt. High School</w:t>
+            </w:r>
+          </w:p>
+        </w:tc>
+      </w:tr>
+      <w:tr>
+        <w:tc>
+          <w:tcPr>
+            <w:tcW w:w="9360" w:type="dxa"/>
+            <w:gridSpan w:val="3"/>
+            <w:vAlign w:val="center"/>
+          </w:tcPr>
+          <w:p>
+            <w:pPr>
+              <w:jc w:val="center"/>
+              <w:rPr>
+                <w:rFonts w:asciiTheme="majorBidi" w:hAnsiTheme="majorBidi" w:cstheme="majorBidi"/>
+                <w:sz w:val="28"/>
+                <w:szCs w:val="28"/>
+              </w:rPr>
+            </w:pPr>
+            <w:r>
+              <w:rPr>
+                <w:rFonts w:asciiTheme="majorBidi" w:hAnsiTheme="majorBidi" w:cstheme="majorBidi"/>
+                <w:sz w:val="36"/>
+                <w:szCs w:val="36"/>
+              </w:rPr>
+              <w:t>Sindhi Jamaat Co-Operative Housing Society, Karachi</w:t>
+            </w:r>
+          </w:p>
+        </w:tc>
+      </w:tr>
+      <w:tr>
+        <w:tc>
+          <w:tcPr>
+            <w:tcW w:w="9360" w:type="dxa"/>
+            <w:gridSpan w:val="3"/>
+            <w:vAlign w:val="center"/>
+          </w:tcPr>
+          <w:p>
+            <w:pPr>
+              <w:jc w:val="center"/>
+              <w:rPr>
+                <w:b/>
+                <w:bCs/>
+                <w:sz w:val="28"/>
+                <w:szCs w:val="28"/>
+              </w:rPr>
+            </w:pPr>
+            <w:r>
+              <w:rPr>
+                <w:b/>
+                <w:bCs/>
+                <w:sz w:val="36"/>
+                <w:szCs w:val="36"/>
+              </w:rPr>
+              <w:t>Mid Term Examination 2024-25</w:t>
+            </w:r>
+          </w:p>
+        </w:tc>
+      </w:tr>
+      <w:tr>
+        <w:tc>
+          <w:tcPr>
+            <w:tcW w:w="3914" w:type="dxa"/>
+          </w:tcPr>
+          <w:p>
+            <w:pPr>
+              <w:rPr>
+                <w:b/>
+                <w:bCs/>
+                <w:sz w:val="28"/>
+                <w:szCs w:val="28"/>
+              </w:rPr>
+            </w:pPr>
+          </w:p>
+        </w:tc>
+        <w:tc>
+          <w:tcPr>
+            <w:tcW w:w="2710" w:type="dxa"/>
+          </w:tcPr>
+          <w:p>
+            <w:pPr>
+              <w:rPr>
+                <w:b/>
+                <w:bCs/>
+                <w:sz w:val="28"/>
+                <w:szCs w:val="28"/>
+              </w:rPr>
+            </w:pPr>
+          </w:p>
+        </w:tc>
+        <w:tc>
+          <w:tcPr>
+            <w:tcW w:w="2736" w:type="dxa"/>
+          </w:tcPr>
+          <w:p>
+            <w:pPr>
+              <w:rPr>
+                <w:b/>
+                <w:bCs/>
+                <w:sz w:val="28"/>
+                <w:szCs w:val="28"/>
+              </w:rPr>
+            </w:pPr>
+          </w:p>
+        </w:tc>
+      </w:tr>
+      <w:tr>
+        <w:tblPrEx>
+          <w:tblBorders>
+            <w:top w:val="single" w:sz="4" w:space="0" w:color="auto"/>
+            <w:left w:val="single" w:sz="4" w:space="0" w:color="auto"/>
+            <w:bottom w:val="single" w:sz="4" w:space="0" w:color="auto"/>
+            <w:right w:val="single" w:sz="4" w:space="0" w:color="auto"/>
+            <w:insideH w:val="single" w:sz="4" w:space="0" w:color="auto"/>
+            <w:insideV w:val="single" w:sz="4" w:space="0" w:color="auto"/>
+          </w:tblBorders>
+        </w:tblPrEx>
+        <w:trPr>
+          <w:trHeight w:val="432"/>
+        </w:trPr>
+        <w:tc>
+          <w:tcPr>
+            <w:tcW w:w="3914" w:type="dxa"/>
+            <w:tcBorders>
+              <w:top w:val="nil"/>
+              <w:left w:val="nil"/>
+              <w:bottom w:val="nil"/>
+              <w:right w:val="nil"/>
+            </w:tcBorders>
+          </w:tcPr>
+          <w:p>
+            <w:pPr>
+              <w:rPr>
+                <w:rFonts w:asciiTheme="majorBidi" w:hAnsiTheme="majorBidi" w:cstheme="majorBidi"/>
+                <w:sz w:val="28"/>
+                <w:szCs w:val="28"/>
+              </w:rPr>
+            </w:pPr>
+            <w:r>
+              <w:rPr>
+                <w:rFonts w:asciiTheme="majorBidi" w:hAnsiTheme="majorBidi" w:cstheme="majorBidi"/>
+                <w:sz w:val="28"/>
+                <w:szCs w:val="28"/>
+              </w:rPr>
+              <w:t>Paper: Math</w:t>
+            </w:r>
+          </w:p>
+        </w:tc>
+        <w:tc>
+          <w:tcPr>
+            <w:tcW w:w="2710" w:type="dxa"/>
+            <w:tcBorders>
+              <w:top w:val="nil"/>
+              <w:left w:val="nil"/>
+              <w:bottom w:val="nil"/>
+              <w:right w:val="nil"/>
+            </w:tcBorders>
+          </w:tcPr>
+          <w:p>
+            <w:pPr>
+              <w:rPr>
+                <w:rFonts w:asciiTheme="majorBidi" w:hAnsiTheme="majorBidi" w:cstheme="majorBidi"/>
+                <w:sz w:val="28"/>
+                <w:szCs w:val="28"/>
+              </w:rPr>
+            </w:pPr>
+            <w:r>
+              <w:rPr>
+                <w:rFonts w:asciiTheme="majorBidi" w:hAnsiTheme="majorBidi" w:cstheme="majorBidi"/>
+                <w:sz w:val="28"/>
+                <w:szCs w:val="28"/>
+              </w:rPr>
+              <w:t xml:space="preserve">Class: </w:t>
+            </w:r>
+            <w:r>
+              <w:rPr>
+                <w:rFonts w:asciiTheme="majorBidi" w:hAnsiTheme="majorBidi" w:cstheme="majorBidi"/>
+                <w:sz w:val="28"/>
+                <w:szCs w:val="28"/>
+              </w:rPr>
+              <w:t>Two</w:t>
+            </w:r>
+          </w:p>
+        </w:tc>
+        <w:tc>
+          <w:tcPr>
+            <w:tcW w:w="2736" w:type="dxa"/>
+            <w:tcBorders>
+              <w:top w:val="nil"/>
+              <w:left w:val="nil"/>
+              <w:bottom w:val="nil"/>
+              <w:right w:val="nil"/>
+            </w:tcBorders>
+          </w:tcPr>
+          <w:p>
+            <w:pPr>
+              <w:rPr>
+                <w:rFonts w:asciiTheme="majorBidi" w:hAnsiTheme="majorBidi" w:cstheme="majorBidi"/>
+                <w:sz w:val="28"/>
+                <w:szCs w:val="28"/>
+              </w:rPr>
+            </w:pPr>
+            <w:r>
+              <w:rPr>
+                <w:rFonts w:asciiTheme="majorBidi" w:hAnsiTheme="majorBidi" w:cstheme="majorBidi"/>
+                <w:sz w:val="28"/>
+                <w:szCs w:val="28"/>
+              </w:rPr>
+              <w:t>Total Marks: 50</w:t>
+            </w:r>
+          </w:p>
+        </w:tc>
+      </w:tr>
+      <w:tr>
+        <w:tblPrEx>
+          <w:tblBorders>
+            <w:top w:val="single" w:sz="4" w:space="0" w:color="auto"/>
+            <w:left w:val="single" w:sz="4" w:space="0" w:color="auto"/>
+            <w:bottom w:val="single" w:sz="4" w:space="0" w:color="auto"/>
+            <w:right w:val="single" w:sz="4" w:space="0" w:color="auto"/>
+            <w:insideH w:val="single" w:sz="4" w:space="0" w:color="auto"/>
+            <w:insideV w:val="single" w:sz="4" w:space="0" w:color="auto"/>
+          </w:tblBorders>
+        </w:tblPrEx>
+        <w:trPr>
+          <w:trHeight w:val="432"/>
+        </w:trPr>
+        <w:tc>
+          <w:tcPr>
+            <w:tcW w:w="3914" w:type="dxa"/>
+            <w:tcBorders>
+              <w:top w:val="nil"/>
+              <w:left w:val="nil"/>
+              <w:bottom w:val="nil"/>
+              <w:right w:val="nil"/>
+            </w:tcBorders>
+          </w:tcPr>
+          <w:p>
+            <w:pPr>
+              <w:rPr>
+                <w:rFonts w:asciiTheme="majorBidi" w:hAnsiTheme="majorBidi" w:cstheme="majorBidi"/>
+                <w:sz w:val="28"/>
+                <w:szCs w:val="28"/>
+              </w:rPr>
+            </w:pPr>
+            <w:r>
+              <w:rPr>
+                <w:rFonts w:asciiTheme="majorBidi" w:hAnsiTheme="majorBidi" w:cstheme="majorBidi"/>
+                <w:sz w:val="28"/>
+                <w:szCs w:val="28"/>
+              </w:rPr>
+              <w:t>Name</w:t>
+            </w:r>
+            <w:r>
+              <w:rPr>
+                <w:rFonts w:asciiTheme="majorBidi" w:hAnsiTheme="majorBidi" w:cstheme="majorBidi"/>
+                <w:sz w:val="28"/>
+                <w:szCs w:val="28"/>
+              </w:rPr>
+              <w:t>: _</w:t>
+            </w:r>
+            <w:r>
+              <w:rPr>
+                <w:rFonts w:asciiTheme="majorBidi" w:hAnsiTheme="majorBidi" w:cstheme="majorBidi"/>
+                <w:sz w:val="28"/>
+                <w:szCs w:val="28"/>
+              </w:rPr>
+              <w:t>__________________</w:t>
+            </w:r>
+          </w:p>
+        </w:tc>
+        <w:tc>
+          <w:tcPr>
+            <w:tcW w:w="2710" w:type="dxa"/>
+            <w:tcBorders>
+              <w:top w:val="nil"/>
+              <w:left w:val="nil"/>
+              <w:bottom w:val="nil"/>
+              <w:right w:val="nil"/>
+            </w:tcBorders>
+          </w:tcPr>
+          <w:p>
+            <w:pPr>
+              <w:rPr>
+                <w:rFonts w:asciiTheme="majorBidi" w:hAnsiTheme="majorBidi" w:cstheme="majorBidi"/>
+                <w:sz w:val="28"/>
+                <w:szCs w:val="28"/>
+              </w:rPr>
+            </w:pPr>
+          </w:p>
+        </w:tc>
+        <w:tc>
+          <w:tcPr>
+            <w:tcW w:w="2736" w:type="dxa"/>
+            <w:tcBorders>
+              <w:top w:val="nil"/>
+              <w:left w:val="nil"/>
+              <w:bottom w:val="nil"/>
+              <w:right w:val="nil"/>
+            </w:tcBorders>
+          </w:tcPr>
+          <w:p>
+            <w:pPr>
+              <w:rPr>
+                <w:rFonts w:asciiTheme="majorBidi" w:hAnsiTheme="majorBidi" w:cstheme="majorBidi"/>
+                <w:sz w:val="28"/>
+                <w:szCs w:val="28"/>
+              </w:rPr>
+            </w:pPr>
+            <w:r>
+              <w:rPr>
+                <w:rFonts w:asciiTheme="majorBidi" w:hAnsiTheme="majorBidi" w:cstheme="majorBidi"/>
+                <w:sz w:val="28"/>
+                <w:szCs w:val="28"/>
+              </w:rPr>
+              <w:t>Date:</w:t>
+            </w:r>
+          </w:p>
+        </w:tc>
+      </w:tr>
+      <w:bookmarkEnd w:id="0"/>
+    </w:tbl>
+    <w:p/>
     <w:p>
       <w:pPr>
         <w:rPr>
@@ -37,358 +408,57 @@
     <w:p>
       <w:pPr>
         <w:rPr>
-          <w:sz w:val="32"/>
-          <w:szCs w:val="32"/>
-        </w:rPr>
-      </w:pPr>
-      <w:r>
-        <w:rPr>
-          <w:sz w:val="32"/>
-          <w:szCs w:val="32"/>
-        </w:rPr>
-        <w:t>Q:1 True and False</w:t>
-      </w:r>
-      <w:r>
-        <w:rPr>
-          <w:sz w:val="32"/>
-          <w:szCs w:val="32"/>
-        </w:rPr>
-        <w:t>.</w:t>
-      </w:r>
-    </w:p>
-    <w:p>
-      <w:pPr>
-        <w:pStyle w:val="ListParagraph"/>
-        <w:numPr>
-          <w:ilvl w:val="0"/>
-          <w:numId w:val="2"/>
-        </w:numPr>
-      </w:pPr>
-      <w:r>
-        <w:t>4</w:t>
-      </w:r>
-      <w:r>
-        <w:rPr>
-          <w:rFonts w:cstheme="minorHAnsi"/>
-        </w:rPr>
-        <w:t>×</w:t>
-      </w:r>
-      <w:r>
-        <w:t>2 =</w:t>
-      </w:r>
-      <w:r>
-        <w:t xml:space="preserve"> 9   </w:t>
-      </w:r>
-      <w:r>
-        <w:t xml:space="preserve"> ___________</w:t>
-      </w:r>
-    </w:p>
-    <w:p>
-      <w:pPr>
-        <w:pStyle w:val="ListParagraph"/>
-        <w:numPr>
-          <w:ilvl w:val="0"/>
-          <w:numId w:val="2"/>
-        </w:numPr>
-      </w:pPr>
-      <w:r>
-        <w:rPr>
-          <w:noProof/>
-        </w:rPr>
-        <mc:AlternateContent>
-          <mc:Choice Requires="wps">
-            <w:drawing>
-              <wp:anchor distT="0" distB="0" distL="114300" distR="114300" simplePos="0" relativeHeight="251659264" behindDoc="0" locked="0" layoutInCell="1" allowOverlap="1" wp14:anchorId="40E8871F" wp14:editId="091C19D1">
-                <wp:simplePos x="0" y="0"/>
-                <wp:positionH relativeFrom="column">
-                  <wp:posOffset>436338</wp:posOffset>
-                </wp:positionH>
-                <wp:positionV relativeFrom="paragraph">
-                  <wp:posOffset>20862</wp:posOffset>
-                </wp:positionV>
-                <wp:extent cx="164737" cy="137510"/>
-                <wp:effectExtent l="19050" t="19050" r="45085" b="15240"/>
-                <wp:wrapNone/>
-                <wp:docPr id="1" name="Isosceles Triangle 1"/>
-                <wp:cNvGraphicFramePr/>
-                <a:graphic xmlns:a="http://schemas.openxmlformats.org/drawingml/2006/main">
-                  <a:graphicData uri="http://schemas.microsoft.com/office/word/2010/wordprocessingShape">
-                    <wps:wsp>
-                      <wps:cNvSpPr/>
-                      <wps:spPr>
-                        <a:xfrm>
-                          <a:off x="0" y="0"/>
-                          <a:ext cx="164737" cy="137510"/>
-                        </a:xfrm>
-                        <a:prstGeom prst="triangle">
-                          <a:avLst/>
-                        </a:prstGeom>
-                        <a:noFill/>
-                        <a:ln>
-                          <a:solidFill>
-                            <a:schemeClr val="tx1"/>
-                          </a:solidFill>
-                        </a:ln>
-                      </wps:spPr>
-                      <wps:style>
-                        <a:lnRef idx="2">
-                          <a:schemeClr val="accent1">
-                            <a:shade val="50000"/>
-                          </a:schemeClr>
-                        </a:lnRef>
-                        <a:fillRef idx="1">
-                          <a:schemeClr val="accent1"/>
-                        </a:fillRef>
-                        <a:effectRef idx="0">
-                          <a:schemeClr val="accent1"/>
-                        </a:effectRef>
-                        <a:fontRef idx="minor">
-                          <a:schemeClr val="lt1"/>
-                        </a:fontRef>
-                      </wps:style>
-                      <wps:bodyPr rot="0" spcFirstLastPara="0" vertOverflow="overflow" horzOverflow="overflow" vert="horz" wrap="square" lIns="91440" tIns="45720" rIns="91440" bIns="45720" numCol="1" spcCol="0" rtlCol="0" fromWordArt="0" anchor="ctr" anchorCtr="0" forceAA="0" compatLnSpc="1">
-                        <a:prstTxWarp prst="textNoShape">
-                          <a:avLst/>
-                        </a:prstTxWarp>
-                        <a:noAutofit/>
-                      </wps:bodyPr>
-                    </wps:wsp>
-                  </a:graphicData>
-                </a:graphic>
-                <wp14:sizeRelH relativeFrom="margin">
-                  <wp14:pctWidth>0</wp14:pctWidth>
-                </wp14:sizeRelH>
-                <wp14:sizeRelV relativeFrom="margin">
-                  <wp14:pctHeight>0</wp14:pctHeight>
-                </wp14:sizeRelV>
-              </wp:anchor>
-            </w:drawing>
-          </mc:Choice>
-          <mc:Fallback>
-            <w:pict>
-              <v:shapetype w14:anchorId="358EADA1" id="_x0000_t5" coordsize="21600,21600" o:spt="5" adj="10800" path="m@0,l,21600r21600,xe">
-                <v:stroke joinstyle="miter"/>
-                <v:formulas>
-                  <v:f eqn="val #0"/>
-                  <v:f eqn="prod #0 1 2"/>
-                  <v:f eqn="sum @1 10800 0"/>
-                </v:formulas>
-                <v:path gradientshapeok="t" o:connecttype="custom" o:connectlocs="@0,0;@1,10800;0,21600;10800,21600;21600,21600;@2,10800" textboxrect="0,10800,10800,18000;5400,10800,16200,18000;10800,10800,21600,18000;0,7200,7200,21600;7200,7200,14400,21600;14400,7200,21600,21600"/>
-                <v:handles>
-                  <v:h position="#0,topLeft" xrange="0,21600"/>
-                </v:handles>
-              </v:shapetype>
-              <v:shape id="Isosceles Triangle 1" o:spid="_x0000_s1026" type="#_x0000_t5" style="position:absolute;margin-left:34.35pt;margin-top:1.65pt;width:12.95pt;height:10.85pt;z-index:251659264;visibility:visible;mso-wrap-style:square;mso-width-percent:0;mso-height-percent:0;mso-wrap-distance-left:9pt;mso-wrap-distance-top:0;mso-wrap-distance-right:9pt;mso-wrap-distance-bottom:0;mso-position-horizontal:absolute;mso-position-horizontal-relative:text;mso-position-vertical:absolute;mso-position-vertical-relative:text;mso-width-percent:0;mso-height-percent:0;mso-width-relative:margin;mso-height-relative:margin;v-text-anchor:middle" o:gfxdata="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" filled="f" strokecolor="black [3213]" strokeweight="1pt"/>
-            </w:pict>
-          </mc:Fallback>
-        </mc:AlternateContent>
-      </w:r>
-      <w:r>
-        <w:t xml:space="preserve">      This is the shape of triangle. ________</w:t>
-      </w:r>
-    </w:p>
-    <w:p>
-      <w:pPr>
-        <w:pStyle w:val="ListParagraph"/>
-        <w:numPr>
-          <w:ilvl w:val="0"/>
-          <w:numId w:val="2"/>
-        </w:numPr>
-      </w:pPr>
-      <w:r>
-        <w:rPr>
-          <w:noProof/>
-        </w:rPr>
-        <mc:AlternateContent>
-          <mc:Choice Requires="wps">
-            <w:drawing>
-              <wp:anchor distT="0" distB="0" distL="114300" distR="114300" simplePos="0" relativeHeight="251660288" behindDoc="0" locked="0" layoutInCell="1" allowOverlap="1" wp14:anchorId="773120AD" wp14:editId="7AC709F9">
-                <wp:simplePos x="0" y="0"/>
-                <wp:positionH relativeFrom="column">
-                  <wp:posOffset>373273</wp:posOffset>
-                </wp:positionH>
-                <wp:positionV relativeFrom="paragraph">
-                  <wp:posOffset>96178</wp:posOffset>
-                </wp:positionV>
-                <wp:extent cx="376651" cy="2269"/>
-                <wp:effectExtent l="38100" t="76200" r="23495" b="93345"/>
-                <wp:wrapNone/>
-                <wp:docPr id="2" name="Straight Arrow Connector 2"/>
-                <wp:cNvGraphicFramePr/>
-                <a:graphic xmlns:a="http://schemas.openxmlformats.org/drawingml/2006/main">
-                  <a:graphicData uri="http://schemas.microsoft.com/office/word/2010/wordprocessingShape">
-                    <wps:wsp>
-                      <wps:cNvCnPr/>
-                      <wps:spPr>
-                        <a:xfrm>
-                          <a:off x="0" y="0"/>
-                          <a:ext cx="376651" cy="2269"/>
-                        </a:xfrm>
-                        <a:prstGeom prst="straightConnector1">
-                          <a:avLst/>
-                        </a:prstGeom>
-                        <a:ln>
-                          <a:solidFill>
-                            <a:schemeClr val="tx1"/>
-                          </a:solidFill>
-                          <a:headEnd type="triangle"/>
-                          <a:tailEnd type="triangle"/>
-                        </a:ln>
-                      </wps:spPr>
-                      <wps:style>
-                        <a:lnRef idx="1">
-                          <a:schemeClr val="accent1"/>
-                        </a:lnRef>
-                        <a:fillRef idx="0">
-                          <a:schemeClr val="accent1"/>
-                        </a:fillRef>
-                        <a:effectRef idx="0">
-                          <a:schemeClr val="accent1"/>
-                        </a:effectRef>
-                        <a:fontRef idx="minor">
-                          <a:schemeClr val="tx1"/>
-                        </a:fontRef>
-                      </wps:style>
-                      <wps:bodyPr/>
-                    </wps:wsp>
-                  </a:graphicData>
-                </a:graphic>
-              </wp:anchor>
-            </w:drawing>
-          </mc:Choice>
-          <mc:Fallback>
-            <w:pict>
-              <v:shapetype w14:anchorId="03342487" id="_x0000_t32" coordsize="21600,21600" o:spt="32" o:oned="t" path="m,l21600,21600e" filled="f">
-                <v:path arrowok="t" fillok="f" o:connecttype="none"/>
-                <o:lock v:ext="edit" shapetype="t"/>
-              </v:shapetype>
-              <v:shape id="Straight Arrow Connector 2" o:spid="_x0000_s1026" type="#_x0000_t32" style="position:absolute;margin-left:29.4pt;margin-top:7.55pt;width:29.65pt;height:.2pt;z-index:251660288;visibility:visible;mso-wrap-style:square;mso-wrap-distance-left:9pt;mso-wrap-distance-top:0;mso-wrap-distance-right:9pt;mso-wrap-distance-bottom:0;mso-position-horizontal:absolute;mso-position-horizontal-relative:text;mso-position-vertical:absolute;mso-position-vertical-relative:text" o:gfxdata="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" strokecolor="black [3213]" strokeweight=".5pt">
-                <v:stroke startarrow="block" endarrow="block" joinstyle="miter"/>
-              </v:shape>
-            </w:pict>
-          </mc:Fallback>
-        </mc:AlternateContent>
-      </w:r>
-      <w:r>
-        <w:t xml:space="preserve">           This is not a curve line.  ________</w:t>
-      </w:r>
-    </w:p>
-    <w:p>
-      <w:pPr>
-        <w:pStyle w:val="ListParagraph"/>
-        <w:numPr>
-          <w:ilvl w:val="0"/>
-          <w:numId w:val="2"/>
-        </w:numPr>
-      </w:pPr>
-      <w:r>
-        <w:rPr>
-          <w:noProof/>
-        </w:rPr>
-        <mc:AlternateContent>
-          <mc:Choice Requires="wps">
-            <w:drawing>
-              <wp:anchor distT="0" distB="0" distL="114300" distR="114300" simplePos="0" relativeHeight="251661312" behindDoc="0" locked="0" layoutInCell="1" allowOverlap="1" wp14:anchorId="442CBA1F" wp14:editId="7473B13C">
-                <wp:simplePos x="0" y="0"/>
-                <wp:positionH relativeFrom="column">
-                  <wp:posOffset>407965</wp:posOffset>
-                </wp:positionH>
-                <wp:positionV relativeFrom="paragraph">
-                  <wp:posOffset>1789</wp:posOffset>
-                </wp:positionV>
-                <wp:extent cx="161098" cy="154291"/>
-                <wp:effectExtent l="0" t="0" r="10795" b="17780"/>
-                <wp:wrapNone/>
-                <wp:docPr id="3" name="Flowchart: Connector 3"/>
-                <wp:cNvGraphicFramePr/>
-                <a:graphic xmlns:a="http://schemas.openxmlformats.org/drawingml/2006/main">
-                  <a:graphicData uri="http://schemas.microsoft.com/office/word/2010/wordprocessingShape">
-                    <wps:wsp>
-                      <wps:cNvSpPr/>
-                      <wps:spPr>
-                        <a:xfrm>
-                          <a:off x="0" y="0"/>
-                          <a:ext cx="161098" cy="154291"/>
-                        </a:xfrm>
-                        <a:prstGeom prst="flowChartConnector">
-                          <a:avLst/>
-                        </a:prstGeom>
-                        <a:noFill/>
-                        <a:ln>
-                          <a:solidFill>
-                            <a:schemeClr val="tx1"/>
-                          </a:solidFill>
-                        </a:ln>
-                      </wps:spPr>
-                      <wps:style>
-                        <a:lnRef idx="2">
-                          <a:schemeClr val="accent1">
-                            <a:shade val="50000"/>
-                          </a:schemeClr>
-                        </a:lnRef>
-                        <a:fillRef idx="1">
-                          <a:schemeClr val="accent1"/>
-                        </a:fillRef>
-                        <a:effectRef idx="0">
-                          <a:schemeClr val="accent1"/>
-                        </a:effectRef>
-                        <a:fontRef idx="minor">
-                          <a:schemeClr val="lt1"/>
-                        </a:fontRef>
-                      </wps:style>
-                      <wps:bodyPr rot="0" spcFirstLastPara="0" vertOverflow="overflow" horzOverflow="overflow" vert="horz" wrap="square" lIns="91440" tIns="45720" rIns="91440" bIns="45720" numCol="1" spcCol="0" rtlCol="0" fromWordArt="0" anchor="ctr" anchorCtr="0" forceAA="0" compatLnSpc="1">
-                        <a:prstTxWarp prst="textNoShape">
-                          <a:avLst/>
-                        </a:prstTxWarp>
-                        <a:noAutofit/>
-                      </wps:bodyPr>
-                    </wps:wsp>
-                  </a:graphicData>
-                </a:graphic>
-              </wp:anchor>
-            </w:drawing>
-          </mc:Choice>
-          <mc:Fallback>
-            <w:pict>
-              <v:shapetype w14:anchorId="25526777" id="_x0000_t120" coordsize="21600,21600" o:spt="120" path="m10800,qx,10800,10800,21600,21600,10800,10800,xe">
-                <v:path gradientshapeok="t" o:connecttype="custom" o:connectlocs="10800,0;3163,3163;0,10800;3163,18437;10800,21600;18437,18437;21600,10800;18437,3163" textboxrect="3163,3163,18437,18437"/>
-              </v:shapetype>
-              <v:shape id="Flowchart: Connector 3" o:spid="_x0000_s1026" type="#_x0000_t120" style="position:absolute;margin-left:32.1pt;margin-top:.15pt;width:12.7pt;height:12.15pt;z-index:251661312;visibility:visible;mso-wrap-style:square;mso-wrap-distance-left:9pt;mso-wrap-distance-top:0;mso-wrap-distance-right:9pt;mso-wrap-distance-bottom:0;mso-position-horizontal:absolute;mso-position-horizontal-relative:text;mso-position-vertical:absolute;mso-position-vertical-relative:text;v-text-anchor:middle" o:gfxdata="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" filled="f" strokecolor="black [3213]" strokeweight="1pt">
-                <v:stroke joinstyle="miter"/>
-              </v:shape>
-            </w:pict>
-          </mc:Fallback>
-        </mc:AlternateContent>
-      </w:r>
-      <w:r>
-        <w:t xml:space="preserve">     This is a square.  _______</w:t>
-      </w:r>
-    </w:p>
-    <w:p>
-      <w:pPr>
-        <w:pStyle w:val="ListParagraph"/>
-        <w:numPr>
-          <w:ilvl w:val="0"/>
-          <w:numId w:val="2"/>
-        </w:numPr>
-      </w:pPr>
-      <w:r>
-        <w:t>2= 3 ________</w:t>
-      </w:r>
-    </w:p>
-    <w:p>
-      <w:pPr>
-        <w:rPr>
-          <w:sz w:val="32"/>
-          <w:szCs w:val="32"/>
-        </w:rPr>
-      </w:pPr>
-      <w:r>
-        <w:rPr>
-          <w:sz w:val="32"/>
-          <w:szCs w:val="32"/>
-        </w:rPr>
-        <w:t>Q:2 Fill in the blanks.</w:t>
+          <w:b/>
+          <w:bCs/>
+          <w:sz w:val="32"/>
+          <w:szCs w:val="32"/>
+        </w:rPr>
+      </w:pPr>
+      <w:r>
+        <w:rPr>
+          <w:b/>
+          <w:bCs/>
+          <w:sz w:val="32"/>
+          <w:szCs w:val="32"/>
+        </w:rPr>
+        <w:t>Q:</w:t>
+      </w:r>
+      <w:r>
+        <w:rPr>
+          <w:b/>
+          <w:bCs/>
+          <w:sz w:val="32"/>
+          <w:szCs w:val="32"/>
+        </w:rPr>
+        <w:t>1</w:t>
+      </w:r>
+      <w:r>
+        <w:rPr>
+          <w:b/>
+          <w:bCs/>
+          <w:sz w:val="32"/>
+          <w:szCs w:val="32"/>
+        </w:rPr>
+        <w:t xml:space="preserve"> Fill in the blanks.</w:t>
+      </w:r>
+      <w:r>
+        <w:rPr>
+          <w:b/>
+          <w:bCs/>
+          <w:sz w:val="32"/>
+          <w:szCs w:val="32"/>
+        </w:rPr>
+        <w:tab/>
+      </w:r>
+      <w:r>
+        <w:rPr>
+          <w:b/>
+          <w:bCs/>
+          <w:sz w:val="32"/>
+          <w:szCs w:val="32"/>
+        </w:rPr>
+        <w:tab/>
+        <w:t>(5)</w:t>
       </w:r>
     </w:p>
     <w:p>
@@ -398,10 +468,16 @@
           <w:ilvl w:val="0"/>
           <w:numId w:val="3"/>
         </w:numPr>
+        <w:rPr>
+          <w:sz w:val="32"/>
+          <w:szCs w:val="32"/>
+        </w:rPr>
       </w:pPr>
       <w:r>
         <w:rPr>
           <w:noProof/>
+          <w:sz w:val="32"/>
+          <w:szCs w:val="32"/>
         </w:rPr>
         <mc:AlternateContent>
           <mc:Choice Requires="wps">
@@ -470,6 +546,10 @@
         </mc:AlternateContent>
       </w:r>
       <w:r>
+        <w:rPr>
+          <w:sz w:val="32"/>
+          <w:szCs w:val="32"/>
+        </w:rPr>
         <w:t xml:space="preserve">             This is a ---------- line.</w:t>
       </w:r>
     </w:p>
@@ -480,8 +560,16 @@
           <w:ilvl w:val="0"/>
           <w:numId w:val="3"/>
         </w:numPr>
-      </w:pPr>
-      <w:r>
+        <w:rPr>
+          <w:sz w:val="32"/>
+          <w:szCs w:val="32"/>
+        </w:rPr>
+      </w:pPr>
+      <w:r>
+        <w:rPr>
+          <w:sz w:val="32"/>
+          <w:szCs w:val="32"/>
+        </w:rPr>
         <w:t>--------- This is circle.</w:t>
       </w:r>
     </w:p>
@@ -492,17 +580,31 @@
           <w:ilvl w:val="0"/>
           <w:numId w:val="3"/>
         </w:numPr>
-      </w:pPr>
-      <w:r>
+        <w:rPr>
+          <w:sz w:val="32"/>
+          <w:szCs w:val="32"/>
+        </w:rPr>
+      </w:pPr>
+      <w:r>
+        <w:rPr>
+          <w:sz w:val="32"/>
+          <w:szCs w:val="32"/>
+        </w:rPr>
         <w:t>2</w:t>
       </w:r>
       <w:r>
         <w:rPr>
           <w:rFonts w:cstheme="minorHAnsi"/>
+          <w:sz w:val="32"/>
+          <w:szCs w:val="32"/>
         </w:rPr>
         <w:t>×</w:t>
       </w:r>
       <w:r>
+        <w:rPr>
+          <w:sz w:val="32"/>
+          <w:szCs w:val="32"/>
+        </w:rPr>
         <w:t>9 = -------</w:t>
       </w:r>
     </w:p>
@@ -513,8 +615,16 @@
           <w:ilvl w:val="0"/>
           <w:numId w:val="3"/>
         </w:numPr>
-      </w:pPr>
-      <w:r>
+        <w:rPr>
+          <w:sz w:val="32"/>
+          <w:szCs w:val="32"/>
+        </w:rPr>
+      </w:pPr>
+      <w:r>
+        <w:rPr>
+          <w:sz w:val="32"/>
+          <w:szCs w:val="32"/>
+        </w:rPr>
         <w:t>-------- This is a square.</w:t>
       </w:r>
     </w:p>
@@ -525,21 +635,73 @@
           <w:ilvl w:val="0"/>
           <w:numId w:val="3"/>
         </w:numPr>
-      </w:pPr>
-      <w:r>
+        <w:rPr>
+          <w:sz w:val="32"/>
+          <w:szCs w:val="32"/>
+        </w:rPr>
+      </w:pPr>
+      <w:r>
+        <w:rPr>
+          <w:sz w:val="32"/>
+          <w:szCs w:val="32"/>
+        </w:rPr>
         <w:t>This is the shape of -----------</w:t>
       </w:r>
     </w:p>
     <w:p>
-      <w:r>
-        <w:rPr>
+      <w:pPr>
+        <w:pStyle w:val="ListParagraph"/>
+        <w:rPr>
+          <w:sz w:val="32"/>
+          <w:szCs w:val="32"/>
+        </w:rPr>
+      </w:pPr>
+    </w:p>
+    <w:p>
+      <w:pPr>
+        <w:rPr>
+          <w:b/>
+          <w:bCs/>
+        </w:rPr>
+      </w:pPr>
+      <w:r>
+        <w:rPr>
+          <w:b/>
+          <w:bCs/>
           <w:sz w:val="32"/>
           <w:szCs w:val="32"/>
         </w:rPr>
         <w:t>Q:3 Table dodging</w:t>
       </w:r>
       <w:r>
+        <w:rPr>
+          <w:b/>
+          <w:bCs/>
+        </w:rPr>
         <w:t>.</w:t>
+      </w:r>
+      <w:r>
+        <w:rPr>
+          <w:b/>
+          <w:bCs/>
+        </w:rPr>
+        <w:tab/>
+      </w:r>
+      <w:r>
+        <w:rPr>
+          <w:b/>
+          <w:bCs/>
+        </w:rPr>
+        <w:tab/>
+      </w:r>
+      <w:r>
+        <w:rPr>
+          <w:b/>
+          <w:bCs/>
+          <w:sz w:val="28"/>
+          <w:szCs w:val="28"/>
+        </w:rPr>
+        <w:t>(6)</w:t>
       </w:r>
     </w:p>
     <w:p>
@@ -549,18 +711,39 @@
           <w:ilvl w:val="0"/>
           <w:numId w:val="4"/>
         </w:numPr>
-      </w:pPr>
-      <w:r>
+        <w:rPr>
+          <w:sz w:val="32"/>
+          <w:szCs w:val="32"/>
+        </w:rPr>
+      </w:pPr>
+      <w:r>
+        <w:rPr>
+          <w:sz w:val="32"/>
+          <w:szCs w:val="32"/>
+        </w:rPr>
         <w:t xml:space="preserve">10 </w:t>
       </w:r>
       <w:r>
         <w:rPr>
           <w:rFonts w:cstheme="minorHAnsi"/>
+          <w:sz w:val="32"/>
+          <w:szCs w:val="32"/>
         </w:rPr>
         <w:t>×</w:t>
       </w:r>
       <w:r>
-        <w:t>10 = ------</w:t>
+        <w:rPr>
+          <w:sz w:val="32"/>
+          <w:szCs w:val="32"/>
+        </w:rPr>
+        <w:t xml:space="preserve">10 = </w:t>
+      </w:r>
+      <w:r>
+        <w:rPr>
+          <w:sz w:val="32"/>
+          <w:szCs w:val="32"/>
+        </w:rPr>
+        <w:t>____________</w:t>
       </w:r>
     </w:p>
     <w:p>
@@ -570,18 +753,39 @@
           <w:ilvl w:val="0"/>
           <w:numId w:val="4"/>
         </w:numPr>
-      </w:pPr>
-      <w:r>
+        <w:rPr>
+          <w:sz w:val="32"/>
+          <w:szCs w:val="32"/>
+        </w:rPr>
+      </w:pPr>
+      <w:r>
+        <w:rPr>
+          <w:sz w:val="32"/>
+          <w:szCs w:val="32"/>
+        </w:rPr>
         <w:t xml:space="preserve">5 </w:t>
       </w:r>
       <w:r>
         <w:rPr>
           <w:rFonts w:cstheme="minorHAnsi"/>
+          <w:sz w:val="32"/>
+          <w:szCs w:val="32"/>
         </w:rPr>
         <w:t>×</w:t>
       </w:r>
       <w:r>
-        <w:t>8 = ------</w:t>
+        <w:rPr>
+          <w:sz w:val="32"/>
+          <w:szCs w:val="32"/>
+        </w:rPr>
+        <w:t>8 =</w:t>
+      </w:r>
+      <w:r>
+        <w:rPr>
+          <w:sz w:val="32"/>
+          <w:szCs w:val="32"/>
+        </w:rPr>
+        <w:t>_______________</w:t>
       </w:r>
     </w:p>
     <w:p>
@@ -591,18 +795,39 @@
           <w:ilvl w:val="0"/>
           <w:numId w:val="4"/>
         </w:numPr>
-      </w:pPr>
-      <w:r>
+        <w:rPr>
+          <w:sz w:val="32"/>
+          <w:szCs w:val="32"/>
+        </w:rPr>
+      </w:pPr>
+      <w:r>
+        <w:rPr>
+          <w:sz w:val="32"/>
+          <w:szCs w:val="32"/>
+        </w:rPr>
         <w:t>6</w:t>
       </w:r>
       <w:r>
         <w:rPr>
           <w:rFonts w:cstheme="minorHAnsi"/>
+          <w:sz w:val="32"/>
+          <w:szCs w:val="32"/>
         </w:rPr>
         <w:t>×</w:t>
       </w:r>
       <w:r>
-        <w:t xml:space="preserve"> 5 = ------</w:t>
+        <w:rPr>
+          <w:sz w:val="32"/>
+          <w:szCs w:val="32"/>
+        </w:rPr>
+        <w:t xml:space="preserve"> 5 = </w:t>
+      </w:r>
+      <w:r>
+        <w:rPr>
+          <w:sz w:val="32"/>
+          <w:szCs w:val="32"/>
+        </w:rPr>
+        <w:t>______________</w:t>
       </w:r>
     </w:p>
     <w:p>
@@ -612,18 +837,39 @@
           <w:ilvl w:val="0"/>
           <w:numId w:val="4"/>
         </w:numPr>
-      </w:pPr>
-      <w:r>
+        <w:rPr>
+          <w:sz w:val="32"/>
+          <w:szCs w:val="32"/>
+        </w:rPr>
+      </w:pPr>
+      <w:r>
+        <w:rPr>
+          <w:sz w:val="32"/>
+          <w:szCs w:val="32"/>
+        </w:rPr>
         <w:t xml:space="preserve">4 </w:t>
       </w:r>
       <w:r>
         <w:rPr>
           <w:rFonts w:cstheme="minorHAnsi"/>
+          <w:sz w:val="32"/>
+          <w:szCs w:val="32"/>
         </w:rPr>
         <w:t>×</w:t>
       </w:r>
       <w:r>
-        <w:t>7 =  ------</w:t>
+        <w:rPr>
+          <w:sz w:val="32"/>
+          <w:szCs w:val="32"/>
+        </w:rPr>
+        <w:t>7 =</w:t>
+      </w:r>
+      <w:r>
+        <w:rPr>
+          <w:sz w:val="32"/>
+          <w:szCs w:val="32"/>
+        </w:rPr>
+        <w:t>_____________</w:t>
       </w:r>
     </w:p>
     <w:p>
@@ -633,22 +879,84 @@
           <w:ilvl w:val="0"/>
           <w:numId w:val="4"/>
         </w:numPr>
-      </w:pPr>
-      <w:r>
+        <w:rPr>
+          <w:sz w:val="32"/>
+          <w:szCs w:val="32"/>
+        </w:rPr>
+      </w:pPr>
+      <w:r>
+        <w:rPr>
+          <w:sz w:val="32"/>
+          <w:szCs w:val="32"/>
+        </w:rPr>
         <w:t>8</w:t>
       </w:r>
       <w:r>
         <w:rPr>
           <w:rFonts w:cstheme="minorHAnsi"/>
+          <w:sz w:val="32"/>
+          <w:szCs w:val="32"/>
         </w:rPr>
         <w:t>×</w:t>
       </w:r>
       <w:r>
-        <w:t xml:space="preserve"> 8 = ------</w:t>
+        <w:rPr>
+          <w:sz w:val="32"/>
+          <w:szCs w:val="32"/>
+        </w:rPr>
+        <w:t xml:space="preserve"> 8 = </w:t>
+      </w:r>
+      <w:r>
+        <w:rPr>
+          <w:sz w:val="32"/>
+          <w:szCs w:val="32"/>
+        </w:rPr>
+        <w:t>___________</w:t>
       </w:r>
     </w:p>
     <w:p>
       <w:pPr>
+        <w:pStyle w:val="ListParagraph"/>
+        <w:numPr>
+          <w:ilvl w:val="0"/>
+          <w:numId w:val="4"/>
+        </w:numPr>
+        <w:rPr>
+          <w:sz w:val="32"/>
+          <w:szCs w:val="32"/>
+        </w:rPr>
+      </w:pPr>
+      <w:r>
+        <w:rPr>
+          <w:sz w:val="32"/>
+          <w:szCs w:val="32"/>
+        </w:rPr>
+        <w:t>3</w:t>
+      </w:r>
+      <w:r>
+        <w:rPr>
+          <w:sz w:val="32"/>
+          <w:szCs w:val="32"/>
+        </w:rPr>
+        <w:t>x</w:t>
+      </w:r>
+      <w:r>
+        <w:rPr>
+          <w:sz w:val="32"/>
+          <w:szCs w:val="32"/>
+        </w:rPr>
+        <w:t>9 = ________</w:t>
+      </w:r>
+      <w:r>
+        <w:rPr>
+          <w:sz w:val="32"/>
+          <w:szCs w:val="32"/>
+        </w:rPr>
+        <w:t>___</w:t>
+      </w:r>
+    </w:p>
+    <w:p>
+      <w:pPr>
         <w:rPr>
           <w:sz w:val="72"/>
           <w:szCs w:val="72"/>
@@ -659,6 +967,22 @@
           <w:sz w:val="72"/>
           <w:szCs w:val="72"/>
         </w:rPr>
+        <w:br w:type="page"/>
+      </w:r>
+    </w:p>
+    <w:p>
+      <w:pPr>
+        <w:rPr>
+          <w:sz w:val="72"/>
+          <w:szCs w:val="72"/>
+        </w:rPr>
+      </w:pPr>
+      <w:r>
+        <w:rPr>
+          <w:sz w:val="72"/>
+          <w:szCs w:val="72"/>
+        </w:rPr>
+        <w:lastRenderedPageBreak/>
         <w:t xml:space="preserve">Section “B” </w:t>
       </w:r>
       <w:r>
@@ -677,12 +1001,16 @@
           <w:numId w:val="5"/>
         </w:numPr>
         <w:rPr>
-          <w:sz w:val="32"/>
-          <w:szCs w:val="32"/>
-        </w:rPr>
-      </w:pPr>
-      <w:r>
-        <w:rPr>
+          <w:b/>
+          <w:bCs/>
+          <w:sz w:val="32"/>
+          <w:szCs w:val="32"/>
+        </w:rPr>
+      </w:pPr>
+      <w:r>
+        <w:rPr>
+          <w:b/>
+          <w:bCs/>
           <w:sz w:val="32"/>
           <w:szCs w:val="32"/>
         </w:rPr>
@@ -690,6 +1018,8 @@
       </w:r>
       <w:r>
         <w:rPr>
+          <w:b/>
+          <w:bCs/>
           <w:sz w:val="32"/>
           <w:szCs w:val="32"/>
         </w:rPr>
@@ -697,37 +1027,1195 @@
       </w:r>
       <w:r>
         <w:rPr>
+          <w:b/>
+          <w:bCs/>
           <w:sz w:val="32"/>
           <w:szCs w:val="32"/>
         </w:rPr>
         <w:t xml:space="preserve"> counting (401-500).</w:t>
       </w:r>
+      <w:r>
+        <w:rPr>
+          <w:b/>
+          <w:bCs/>
+          <w:sz w:val="32"/>
+          <w:szCs w:val="32"/>
+        </w:rPr>
+        <w:tab/>
+        <w:t>(5)</w:t>
+      </w:r>
     </w:p>
-    <w:p>
-      <w:pPr>
-        <w:pStyle w:val="ListParagraph"/>
-      </w:pPr>
-    </w:p>
+    <w:tbl>
+      <w:tblPr>
+        <w:tblStyle w:val="TableGrid"/>
+        <w:tblW w:w="10080" w:type="dxa"/>
+        <w:tblInd w:w="-5" w:type="dxa"/>
+        <w:tblLook w:val="04A0" w:firstRow="1" w:lastRow="0" w:firstColumn="1" w:lastColumn="0" w:noHBand="0" w:noVBand="1"/>
+      </w:tblPr>
+      <w:tblGrid>
+        <w:gridCol w:w="1008"/>
+        <w:gridCol w:w="1008"/>
+        <w:gridCol w:w="1008"/>
+        <w:gridCol w:w="1008"/>
+        <w:gridCol w:w="1008"/>
+        <w:gridCol w:w="1008"/>
+        <w:gridCol w:w="1008"/>
+        <w:gridCol w:w="1008"/>
+        <w:gridCol w:w="1008"/>
+        <w:gridCol w:w="1008"/>
+      </w:tblGrid>
+      <w:tr>
+        <w:trPr>
+          <w:trHeight w:val="432"/>
+        </w:trPr>
+        <w:tc>
+          <w:tcPr>
+            <w:tcW w:w="1008" w:type="dxa"/>
+          </w:tcPr>
+          <w:p>
+            <w:pPr>
+              <w:pStyle w:val="ListParagraph"/>
+              <w:ind w:left="0"/>
+            </w:pPr>
+          </w:p>
+        </w:tc>
+        <w:tc>
+          <w:tcPr>
+            <w:tcW w:w="1008" w:type="dxa"/>
+          </w:tcPr>
+          <w:p>
+            <w:pPr>
+              <w:pStyle w:val="ListParagraph"/>
+              <w:ind w:left="0"/>
+            </w:pPr>
+          </w:p>
+        </w:tc>
+        <w:tc>
+          <w:tcPr>
+            <w:tcW w:w="1008" w:type="dxa"/>
+          </w:tcPr>
+          <w:p>
+            <w:pPr>
+              <w:pStyle w:val="ListParagraph"/>
+              <w:ind w:left="0"/>
+            </w:pPr>
+          </w:p>
+        </w:tc>
+        <w:tc>
+          <w:tcPr>
+            <w:tcW w:w="1008" w:type="dxa"/>
+          </w:tcPr>
+          <w:p>
+            <w:pPr>
+              <w:pStyle w:val="ListParagraph"/>
+              <w:ind w:left="0"/>
+            </w:pPr>
+          </w:p>
+        </w:tc>
+        <w:tc>
+          <w:tcPr>
+            <w:tcW w:w="1008" w:type="dxa"/>
+          </w:tcPr>
+          <w:p>
+            <w:pPr>
+              <w:pStyle w:val="ListParagraph"/>
+              <w:ind w:left="0"/>
+            </w:pPr>
+          </w:p>
+        </w:tc>
+        <w:tc>
+          <w:tcPr>
+            <w:tcW w:w="1008" w:type="dxa"/>
+          </w:tcPr>
+          <w:p>
+            <w:pPr>
+              <w:pStyle w:val="ListParagraph"/>
+              <w:ind w:left="0"/>
+            </w:pPr>
+          </w:p>
+        </w:tc>
+        <w:tc>
+          <w:tcPr>
+            <w:tcW w:w="1008" w:type="dxa"/>
+          </w:tcPr>
+          <w:p>
+            <w:pPr>
+              <w:pStyle w:val="ListParagraph"/>
+              <w:ind w:left="0"/>
+            </w:pPr>
+          </w:p>
+        </w:tc>
+        <w:tc>
+          <w:tcPr>
+            <w:tcW w:w="1008" w:type="dxa"/>
+          </w:tcPr>
+          <w:p>
+            <w:pPr>
+              <w:pStyle w:val="ListParagraph"/>
+              <w:ind w:left="0"/>
+            </w:pPr>
+          </w:p>
+        </w:tc>
+        <w:tc>
+          <w:tcPr>
+            <w:tcW w:w="1008" w:type="dxa"/>
+          </w:tcPr>
+          <w:p>
+            <w:pPr>
+              <w:pStyle w:val="ListParagraph"/>
+              <w:ind w:left="0"/>
+            </w:pPr>
+          </w:p>
+        </w:tc>
+        <w:tc>
+          <w:tcPr>
+            <w:tcW w:w="1008" w:type="dxa"/>
+          </w:tcPr>
+          <w:p>
+            <w:pPr>
+              <w:pStyle w:val="ListParagraph"/>
+              <w:ind w:left="0"/>
+            </w:pPr>
+          </w:p>
+        </w:tc>
+      </w:tr>
+      <w:tr>
+        <w:trPr>
+          <w:trHeight w:val="432"/>
+        </w:trPr>
+        <w:tc>
+          <w:tcPr>
+            <w:tcW w:w="1008" w:type="dxa"/>
+          </w:tcPr>
+          <w:p>
+            <w:pPr>
+              <w:pStyle w:val="ListParagraph"/>
+              <w:ind w:left="0"/>
+            </w:pPr>
+          </w:p>
+        </w:tc>
+        <w:tc>
+          <w:tcPr>
+            <w:tcW w:w="1008" w:type="dxa"/>
+          </w:tcPr>
+          <w:p>
+            <w:pPr>
+              <w:pStyle w:val="ListParagraph"/>
+              <w:ind w:left="0"/>
+            </w:pPr>
+          </w:p>
+        </w:tc>
+        <w:tc>
+          <w:tcPr>
+            <w:tcW w:w="1008" w:type="dxa"/>
+          </w:tcPr>
+          <w:p>
+            <w:pPr>
+              <w:pStyle w:val="ListParagraph"/>
+              <w:ind w:left="0"/>
+            </w:pPr>
+          </w:p>
+        </w:tc>
+        <w:tc>
+          <w:tcPr>
+            <w:tcW w:w="1008" w:type="dxa"/>
+          </w:tcPr>
+          <w:p>
+            <w:pPr>
+              <w:pStyle w:val="ListParagraph"/>
+              <w:ind w:left="0"/>
+            </w:pPr>
+          </w:p>
+        </w:tc>
+        <w:tc>
+          <w:tcPr>
+            <w:tcW w:w="1008" w:type="dxa"/>
+          </w:tcPr>
+          <w:p>
+            <w:pPr>
+              <w:pStyle w:val="ListParagraph"/>
+              <w:ind w:left="0"/>
+            </w:pPr>
+          </w:p>
+        </w:tc>
+        <w:tc>
+          <w:tcPr>
+            <w:tcW w:w="1008" w:type="dxa"/>
+          </w:tcPr>
+          <w:p>
+            <w:pPr>
+              <w:pStyle w:val="ListParagraph"/>
+              <w:ind w:left="0"/>
+            </w:pPr>
+          </w:p>
+        </w:tc>
+        <w:tc>
+          <w:tcPr>
+            <w:tcW w:w="1008" w:type="dxa"/>
+          </w:tcPr>
+          <w:p>
+            <w:pPr>
+              <w:pStyle w:val="ListParagraph"/>
+              <w:ind w:left="0"/>
+            </w:pPr>
+          </w:p>
+        </w:tc>
+        <w:tc>
+          <w:tcPr>
+            <w:tcW w:w="1008" w:type="dxa"/>
+          </w:tcPr>
+          <w:p>
+            <w:pPr>
+              <w:pStyle w:val="ListParagraph"/>
+              <w:ind w:left="0"/>
+            </w:pPr>
+          </w:p>
+        </w:tc>
+        <w:tc>
+          <w:tcPr>
+            <w:tcW w:w="1008" w:type="dxa"/>
+          </w:tcPr>
+          <w:p>
+            <w:pPr>
+              <w:pStyle w:val="ListParagraph"/>
+              <w:ind w:left="0"/>
+            </w:pPr>
+          </w:p>
+        </w:tc>
+        <w:tc>
+          <w:tcPr>
+            <w:tcW w:w="1008" w:type="dxa"/>
+          </w:tcPr>
+          <w:p>
+            <w:pPr>
+              <w:pStyle w:val="ListParagraph"/>
+              <w:ind w:left="0"/>
+            </w:pPr>
+          </w:p>
+        </w:tc>
+      </w:tr>
+      <w:tr>
+        <w:trPr>
+          <w:trHeight w:val="432"/>
+        </w:trPr>
+        <w:tc>
+          <w:tcPr>
+            <w:tcW w:w="1008" w:type="dxa"/>
+          </w:tcPr>
+          <w:p>
+            <w:pPr>
+              <w:pStyle w:val="ListParagraph"/>
+              <w:ind w:left="0"/>
+            </w:pPr>
+          </w:p>
+        </w:tc>
+        <w:tc>
+          <w:tcPr>
+            <w:tcW w:w="1008" w:type="dxa"/>
+          </w:tcPr>
+          <w:p>
+            <w:pPr>
+              <w:pStyle w:val="ListParagraph"/>
+              <w:ind w:left="0"/>
+            </w:pPr>
+          </w:p>
+        </w:tc>
+        <w:tc>
+          <w:tcPr>
+            <w:tcW w:w="1008" w:type="dxa"/>
+          </w:tcPr>
+          <w:p>
+            <w:pPr>
+              <w:pStyle w:val="ListParagraph"/>
+              <w:ind w:left="0"/>
+            </w:pPr>
+          </w:p>
+        </w:tc>
+        <w:tc>
+          <w:tcPr>
+            <w:tcW w:w="1008" w:type="dxa"/>
+          </w:tcPr>
+          <w:p>
+            <w:pPr>
+              <w:pStyle w:val="ListParagraph"/>
+              <w:ind w:left="0"/>
+            </w:pPr>
+          </w:p>
+        </w:tc>
+        <w:tc>
+          <w:tcPr>
+            <w:tcW w:w="1008" w:type="dxa"/>
+          </w:tcPr>
+          <w:p>
+            <w:pPr>
+              <w:pStyle w:val="ListParagraph"/>
+              <w:ind w:left="0"/>
+            </w:pPr>
+          </w:p>
+        </w:tc>
+        <w:tc>
+          <w:tcPr>
+            <w:tcW w:w="1008" w:type="dxa"/>
+          </w:tcPr>
+          <w:p>
+            <w:pPr>
+              <w:pStyle w:val="ListParagraph"/>
+              <w:ind w:left="0"/>
+            </w:pPr>
+          </w:p>
+        </w:tc>
+        <w:tc>
+          <w:tcPr>
+            <w:tcW w:w="1008" w:type="dxa"/>
+          </w:tcPr>
+          <w:p>
+            <w:pPr>
+              <w:pStyle w:val="ListParagraph"/>
+              <w:ind w:left="0"/>
+            </w:pPr>
+          </w:p>
+        </w:tc>
+        <w:tc>
+          <w:tcPr>
+            <w:tcW w:w="1008" w:type="dxa"/>
+          </w:tcPr>
+          <w:p>
+            <w:pPr>
+              <w:pStyle w:val="ListParagraph"/>
+              <w:ind w:left="0"/>
+            </w:pPr>
+          </w:p>
+        </w:tc>
+        <w:tc>
+          <w:tcPr>
+            <w:tcW w:w="1008" w:type="dxa"/>
+          </w:tcPr>
+          <w:p>
+            <w:pPr>
+              <w:pStyle w:val="ListParagraph"/>
+              <w:ind w:left="0"/>
+            </w:pPr>
+          </w:p>
+        </w:tc>
+        <w:tc>
+          <w:tcPr>
+            <w:tcW w:w="1008" w:type="dxa"/>
+          </w:tcPr>
+          <w:p>
+            <w:pPr>
+              <w:pStyle w:val="ListParagraph"/>
+              <w:ind w:left="0"/>
+            </w:pPr>
+          </w:p>
+        </w:tc>
+      </w:tr>
+      <w:tr>
+        <w:trPr>
+          <w:trHeight w:val="432"/>
+        </w:trPr>
+        <w:tc>
+          <w:tcPr>
+            <w:tcW w:w="1008" w:type="dxa"/>
+          </w:tcPr>
+          <w:p>
+            <w:pPr>
+              <w:pStyle w:val="ListParagraph"/>
+              <w:ind w:left="0"/>
+            </w:pPr>
+          </w:p>
+        </w:tc>
+        <w:tc>
+          <w:tcPr>
+            <w:tcW w:w="1008" w:type="dxa"/>
+          </w:tcPr>
+          <w:p>
+            <w:pPr>
+              <w:pStyle w:val="ListParagraph"/>
+              <w:ind w:left="0"/>
+            </w:pPr>
+          </w:p>
+        </w:tc>
+        <w:tc>
+          <w:tcPr>
+            <w:tcW w:w="1008" w:type="dxa"/>
+          </w:tcPr>
+          <w:p>
+            <w:pPr>
+              <w:pStyle w:val="ListParagraph"/>
+              <w:ind w:left="0"/>
+            </w:pPr>
+          </w:p>
+        </w:tc>
+        <w:tc>
+          <w:tcPr>
+            <w:tcW w:w="1008" w:type="dxa"/>
+          </w:tcPr>
+          <w:p>
+            <w:pPr>
+              <w:pStyle w:val="ListParagraph"/>
+              <w:ind w:left="0"/>
+            </w:pPr>
+          </w:p>
+        </w:tc>
+        <w:tc>
+          <w:tcPr>
+            <w:tcW w:w="1008" w:type="dxa"/>
+          </w:tcPr>
+          <w:p>
+            <w:pPr>
+              <w:pStyle w:val="ListParagraph"/>
+              <w:ind w:left="0"/>
+            </w:pPr>
+          </w:p>
+        </w:tc>
+        <w:tc>
+          <w:tcPr>
+            <w:tcW w:w="1008" w:type="dxa"/>
+          </w:tcPr>
+          <w:p>
+            <w:pPr>
+              <w:pStyle w:val="ListParagraph"/>
+              <w:ind w:left="0"/>
+            </w:pPr>
+          </w:p>
+        </w:tc>
+        <w:tc>
+          <w:tcPr>
+            <w:tcW w:w="1008" w:type="dxa"/>
+          </w:tcPr>
+          <w:p>
+            <w:pPr>
+              <w:pStyle w:val="ListParagraph"/>
+              <w:ind w:left="0"/>
+            </w:pPr>
+          </w:p>
+        </w:tc>
+        <w:tc>
+          <w:tcPr>
+            <w:tcW w:w="1008" w:type="dxa"/>
+          </w:tcPr>
+          <w:p>
+            <w:pPr>
+              <w:pStyle w:val="ListParagraph"/>
+              <w:ind w:left="0"/>
+            </w:pPr>
+          </w:p>
+        </w:tc>
+        <w:tc>
+          <w:tcPr>
+            <w:tcW w:w="1008" w:type="dxa"/>
+          </w:tcPr>
+          <w:p>
+            <w:pPr>
+              <w:pStyle w:val="ListParagraph"/>
+              <w:ind w:left="0"/>
+            </w:pPr>
+          </w:p>
+        </w:tc>
+        <w:tc>
+          <w:tcPr>
+            <w:tcW w:w="1008" w:type="dxa"/>
+          </w:tcPr>
+          <w:p>
+            <w:pPr>
+              <w:pStyle w:val="ListParagraph"/>
+              <w:ind w:left="0"/>
+            </w:pPr>
+          </w:p>
+        </w:tc>
+      </w:tr>
+      <w:tr>
+        <w:trPr>
+          <w:trHeight w:val="432"/>
+        </w:trPr>
+        <w:tc>
+          <w:tcPr>
+            <w:tcW w:w="1008" w:type="dxa"/>
+          </w:tcPr>
+          <w:p>
+            <w:pPr>
+              <w:pStyle w:val="ListParagraph"/>
+              <w:ind w:left="0"/>
+            </w:pPr>
+          </w:p>
+        </w:tc>
+        <w:tc>
+          <w:tcPr>
+            <w:tcW w:w="1008" w:type="dxa"/>
+          </w:tcPr>
+          <w:p>
+            <w:pPr>
+              <w:pStyle w:val="ListParagraph"/>
+              <w:ind w:left="0"/>
+            </w:pPr>
+          </w:p>
+        </w:tc>
+        <w:tc>
+          <w:tcPr>
+            <w:tcW w:w="1008" w:type="dxa"/>
+          </w:tcPr>
+          <w:p>
+            <w:pPr>
+              <w:pStyle w:val="ListParagraph"/>
+              <w:ind w:left="0"/>
+            </w:pPr>
+          </w:p>
+        </w:tc>
+        <w:tc>
+          <w:tcPr>
+            <w:tcW w:w="1008" w:type="dxa"/>
+          </w:tcPr>
+          <w:p>
+            <w:pPr>
+              <w:pStyle w:val="ListParagraph"/>
+              <w:ind w:left="0"/>
+            </w:pPr>
+          </w:p>
+        </w:tc>
+        <w:tc>
+          <w:tcPr>
+            <w:tcW w:w="1008" w:type="dxa"/>
+          </w:tcPr>
+          <w:p>
+            <w:pPr>
+              <w:pStyle w:val="ListParagraph"/>
+              <w:ind w:left="0"/>
+            </w:pPr>
+          </w:p>
+        </w:tc>
+        <w:tc>
+          <w:tcPr>
+            <w:tcW w:w="1008" w:type="dxa"/>
+          </w:tcPr>
+          <w:p>
+            <w:pPr>
+              <w:pStyle w:val="ListParagraph"/>
+              <w:ind w:left="0"/>
+            </w:pPr>
+          </w:p>
+        </w:tc>
+        <w:tc>
+          <w:tcPr>
+            <w:tcW w:w="1008" w:type="dxa"/>
+          </w:tcPr>
+          <w:p>
+            <w:pPr>
+              <w:pStyle w:val="ListParagraph"/>
+              <w:ind w:left="0"/>
+            </w:pPr>
+          </w:p>
+        </w:tc>
+        <w:tc>
+          <w:tcPr>
+            <w:tcW w:w="1008" w:type="dxa"/>
+          </w:tcPr>
+          <w:p>
+            <w:pPr>
+              <w:pStyle w:val="ListParagraph"/>
+              <w:ind w:left="0"/>
+            </w:pPr>
+          </w:p>
+        </w:tc>
+        <w:tc>
+          <w:tcPr>
+            <w:tcW w:w="1008" w:type="dxa"/>
+          </w:tcPr>
+          <w:p>
+            <w:pPr>
+              <w:pStyle w:val="ListParagraph"/>
+              <w:ind w:left="0"/>
+            </w:pPr>
+          </w:p>
+        </w:tc>
+        <w:tc>
+          <w:tcPr>
+            <w:tcW w:w="1008" w:type="dxa"/>
+          </w:tcPr>
+          <w:p>
+            <w:pPr>
+              <w:pStyle w:val="ListParagraph"/>
+              <w:ind w:left="0"/>
+            </w:pPr>
+          </w:p>
+        </w:tc>
+      </w:tr>
+      <w:tr>
+        <w:trPr>
+          <w:trHeight w:val="432"/>
+        </w:trPr>
+        <w:tc>
+          <w:tcPr>
+            <w:tcW w:w="1008" w:type="dxa"/>
+          </w:tcPr>
+          <w:p>
+            <w:pPr>
+              <w:pStyle w:val="ListParagraph"/>
+              <w:ind w:left="0"/>
+            </w:pPr>
+          </w:p>
+        </w:tc>
+        <w:tc>
+          <w:tcPr>
+            <w:tcW w:w="1008" w:type="dxa"/>
+          </w:tcPr>
+          <w:p>
+            <w:pPr>
+              <w:pStyle w:val="ListParagraph"/>
+              <w:ind w:left="0"/>
+            </w:pPr>
+          </w:p>
+        </w:tc>
+        <w:tc>
+          <w:tcPr>
+            <w:tcW w:w="1008" w:type="dxa"/>
+          </w:tcPr>
+          <w:p>
+            <w:pPr>
+              <w:pStyle w:val="ListParagraph"/>
+              <w:ind w:left="0"/>
+            </w:pPr>
+          </w:p>
+        </w:tc>
+        <w:tc>
+          <w:tcPr>
+            <w:tcW w:w="1008" w:type="dxa"/>
+          </w:tcPr>
+          <w:p>
+            <w:pPr>
+              <w:pStyle w:val="ListParagraph"/>
+              <w:ind w:left="0"/>
+            </w:pPr>
+          </w:p>
+        </w:tc>
+        <w:tc>
+          <w:tcPr>
+            <w:tcW w:w="1008" w:type="dxa"/>
+          </w:tcPr>
+          <w:p>
+            <w:pPr>
+              <w:pStyle w:val="ListParagraph"/>
+              <w:ind w:left="0"/>
+            </w:pPr>
+          </w:p>
+        </w:tc>
+        <w:tc>
+          <w:tcPr>
+            <w:tcW w:w="1008" w:type="dxa"/>
+          </w:tcPr>
+          <w:p>
+            <w:pPr>
+              <w:pStyle w:val="ListParagraph"/>
+              <w:ind w:left="0"/>
+            </w:pPr>
+          </w:p>
+        </w:tc>
+        <w:tc>
+          <w:tcPr>
+            <w:tcW w:w="1008" w:type="dxa"/>
+          </w:tcPr>
+          <w:p>
+            <w:pPr>
+              <w:pStyle w:val="ListParagraph"/>
+              <w:ind w:left="0"/>
+            </w:pPr>
+          </w:p>
+        </w:tc>
+        <w:tc>
+          <w:tcPr>
+            <w:tcW w:w="1008" w:type="dxa"/>
+          </w:tcPr>
+          <w:p>
+            <w:pPr>
+              <w:pStyle w:val="ListParagraph"/>
+              <w:ind w:left="0"/>
+            </w:pPr>
+          </w:p>
+        </w:tc>
+        <w:tc>
+          <w:tcPr>
+            <w:tcW w:w="1008" w:type="dxa"/>
+          </w:tcPr>
+          <w:p>
+            <w:pPr>
+              <w:pStyle w:val="ListParagraph"/>
+              <w:ind w:left="0"/>
+            </w:pPr>
+          </w:p>
+        </w:tc>
+        <w:tc>
+          <w:tcPr>
+            <w:tcW w:w="1008" w:type="dxa"/>
+          </w:tcPr>
+          <w:p>
+            <w:pPr>
+              <w:pStyle w:val="ListParagraph"/>
+              <w:ind w:left="0"/>
+            </w:pPr>
+          </w:p>
+        </w:tc>
+      </w:tr>
+      <w:tr>
+        <w:trPr>
+          <w:trHeight w:val="432"/>
+        </w:trPr>
+        <w:tc>
+          <w:tcPr>
+            <w:tcW w:w="1008" w:type="dxa"/>
+          </w:tcPr>
+          <w:p>
+            <w:pPr>
+              <w:pStyle w:val="ListParagraph"/>
+              <w:ind w:left="0"/>
+            </w:pPr>
+          </w:p>
+        </w:tc>
+        <w:tc>
+          <w:tcPr>
+            <w:tcW w:w="1008" w:type="dxa"/>
+          </w:tcPr>
+          <w:p>
+            <w:pPr>
+              <w:pStyle w:val="ListParagraph"/>
+              <w:ind w:left="0"/>
+            </w:pPr>
+          </w:p>
+        </w:tc>
+        <w:tc>
+          <w:tcPr>
+            <w:tcW w:w="1008" w:type="dxa"/>
+          </w:tcPr>
+          <w:p>
+            <w:pPr>
+              <w:pStyle w:val="ListParagraph"/>
+              <w:ind w:left="0"/>
+            </w:pPr>
+          </w:p>
+        </w:tc>
+        <w:tc>
+          <w:tcPr>
+            <w:tcW w:w="1008" w:type="dxa"/>
+          </w:tcPr>
+          <w:p>
+            <w:pPr>
+              <w:pStyle w:val="ListParagraph"/>
+              <w:ind w:left="0"/>
+            </w:pPr>
+          </w:p>
+        </w:tc>
+        <w:tc>
+          <w:tcPr>
+            <w:tcW w:w="1008" w:type="dxa"/>
+          </w:tcPr>
+          <w:p>
+            <w:pPr>
+              <w:pStyle w:val="ListParagraph"/>
+              <w:ind w:left="0"/>
+            </w:pPr>
+          </w:p>
+        </w:tc>
+        <w:tc>
+          <w:tcPr>
+            <w:tcW w:w="1008" w:type="dxa"/>
+          </w:tcPr>
+          <w:p>
+            <w:pPr>
+              <w:pStyle w:val="ListParagraph"/>
+              <w:ind w:left="0"/>
+            </w:pPr>
+          </w:p>
+        </w:tc>
+        <w:tc>
+          <w:tcPr>
+            <w:tcW w:w="1008" w:type="dxa"/>
+          </w:tcPr>
+          <w:p>
+            <w:pPr>
+              <w:pStyle w:val="ListParagraph"/>
+              <w:ind w:left="0"/>
+            </w:pPr>
+          </w:p>
+        </w:tc>
+        <w:tc>
+          <w:tcPr>
+            <w:tcW w:w="1008" w:type="dxa"/>
+          </w:tcPr>
+          <w:p>
+            <w:pPr>
+              <w:pStyle w:val="ListParagraph"/>
+              <w:ind w:left="0"/>
+            </w:pPr>
+          </w:p>
+        </w:tc>
+        <w:tc>
+          <w:tcPr>
+            <w:tcW w:w="1008" w:type="dxa"/>
+          </w:tcPr>
+          <w:p>
+            <w:pPr>
+              <w:pStyle w:val="ListParagraph"/>
+              <w:ind w:left="0"/>
+            </w:pPr>
+          </w:p>
+        </w:tc>
+        <w:tc>
+          <w:tcPr>
+            <w:tcW w:w="1008" w:type="dxa"/>
+          </w:tcPr>
+          <w:p>
+            <w:pPr>
+              <w:pStyle w:val="ListParagraph"/>
+              <w:ind w:left="0"/>
+            </w:pPr>
+          </w:p>
+        </w:tc>
+      </w:tr>
+      <w:tr>
+        <w:trPr>
+          <w:trHeight w:val="432"/>
+        </w:trPr>
+        <w:tc>
+          <w:tcPr>
+            <w:tcW w:w="1008" w:type="dxa"/>
+          </w:tcPr>
+          <w:p>
+            <w:pPr>
+              <w:pStyle w:val="ListParagraph"/>
+              <w:ind w:left="0"/>
+            </w:pPr>
+          </w:p>
+        </w:tc>
+        <w:tc>
+          <w:tcPr>
+            <w:tcW w:w="1008" w:type="dxa"/>
+          </w:tcPr>
+          <w:p>
+            <w:pPr>
+              <w:pStyle w:val="ListParagraph"/>
+              <w:ind w:left="0"/>
+            </w:pPr>
+          </w:p>
+        </w:tc>
+        <w:tc>
+          <w:tcPr>
+            <w:tcW w:w="1008" w:type="dxa"/>
+          </w:tcPr>
+          <w:p>
+            <w:pPr>
+              <w:pStyle w:val="ListParagraph"/>
+              <w:ind w:left="0"/>
+            </w:pPr>
+          </w:p>
+        </w:tc>
+        <w:tc>
+          <w:tcPr>
+            <w:tcW w:w="1008" w:type="dxa"/>
+          </w:tcPr>
+          <w:p>
+            <w:pPr>
+              <w:pStyle w:val="ListParagraph"/>
+              <w:ind w:left="0"/>
+            </w:pPr>
+          </w:p>
+        </w:tc>
+        <w:tc>
+          <w:tcPr>
+            <w:tcW w:w="1008" w:type="dxa"/>
+          </w:tcPr>
+          <w:p>
+            <w:pPr>
+              <w:pStyle w:val="ListParagraph"/>
+              <w:ind w:left="0"/>
+            </w:pPr>
+          </w:p>
+        </w:tc>
+        <w:tc>
+          <w:tcPr>
+            <w:tcW w:w="1008" w:type="dxa"/>
+          </w:tcPr>
+          <w:p>
+            <w:pPr>
+              <w:pStyle w:val="ListParagraph"/>
+              <w:ind w:left="0"/>
+            </w:pPr>
+          </w:p>
+        </w:tc>
+        <w:tc>
+          <w:tcPr>
+            <w:tcW w:w="1008" w:type="dxa"/>
+          </w:tcPr>
+          <w:p>
+            <w:pPr>
+              <w:pStyle w:val="ListParagraph"/>
+              <w:ind w:left="0"/>
+            </w:pPr>
+          </w:p>
+        </w:tc>
+        <w:tc>
+          <w:tcPr>
+            <w:tcW w:w="1008" w:type="dxa"/>
+          </w:tcPr>
+          <w:p>
+            <w:pPr>
+              <w:pStyle w:val="ListParagraph"/>
+              <w:ind w:left="0"/>
+            </w:pPr>
+          </w:p>
+        </w:tc>
+        <w:tc>
+          <w:tcPr>
+            <w:tcW w:w="1008" w:type="dxa"/>
+          </w:tcPr>
+          <w:p>
+            <w:pPr>
+              <w:pStyle w:val="ListParagraph"/>
+              <w:ind w:left="0"/>
+            </w:pPr>
+          </w:p>
+        </w:tc>
+        <w:tc>
+          <w:tcPr>
+            <w:tcW w:w="1008" w:type="dxa"/>
+          </w:tcPr>
+          <w:p>
+            <w:pPr>
+              <w:pStyle w:val="ListParagraph"/>
+              <w:ind w:left="0"/>
+            </w:pPr>
+          </w:p>
+        </w:tc>
+      </w:tr>
+      <w:tr>
+        <w:trPr>
+          <w:trHeight w:val="432"/>
+        </w:trPr>
+        <w:tc>
+          <w:tcPr>
+            <w:tcW w:w="1008" w:type="dxa"/>
+          </w:tcPr>
+          <w:p>
+            <w:pPr>
+              <w:pStyle w:val="ListParagraph"/>
+              <w:ind w:left="0"/>
+            </w:pPr>
+          </w:p>
+        </w:tc>
+        <w:tc>
+          <w:tcPr>
+            <w:tcW w:w="1008" w:type="dxa"/>
+          </w:tcPr>
+          <w:p>
+            <w:pPr>
+              <w:pStyle w:val="ListParagraph"/>
+              <w:ind w:left="0"/>
+            </w:pPr>
+          </w:p>
+        </w:tc>
+        <w:tc>
+          <w:tcPr>
+            <w:tcW w:w="1008" w:type="dxa"/>
+          </w:tcPr>
+          <w:p>
+            <w:pPr>
+              <w:pStyle w:val="ListParagraph"/>
+              <w:ind w:left="0"/>
+            </w:pPr>
+          </w:p>
+        </w:tc>
+        <w:tc>
+          <w:tcPr>
+            <w:tcW w:w="1008" w:type="dxa"/>
+          </w:tcPr>
+          <w:p>
+            <w:pPr>
+              <w:pStyle w:val="ListParagraph"/>
+              <w:ind w:left="0"/>
+            </w:pPr>
+          </w:p>
+        </w:tc>
+        <w:tc>
+          <w:tcPr>
+            <w:tcW w:w="1008" w:type="dxa"/>
+          </w:tcPr>
+          <w:p>
+            <w:pPr>
+              <w:pStyle w:val="ListParagraph"/>
+              <w:ind w:left="0"/>
+            </w:pPr>
+          </w:p>
+        </w:tc>
+        <w:tc>
+          <w:tcPr>
+            <w:tcW w:w="1008" w:type="dxa"/>
+          </w:tcPr>
+          <w:p>
+            <w:pPr>
+              <w:pStyle w:val="ListParagraph"/>
+              <w:ind w:left="0"/>
+            </w:pPr>
+          </w:p>
+        </w:tc>
+        <w:tc>
+          <w:tcPr>
+            <w:tcW w:w="1008" w:type="dxa"/>
+          </w:tcPr>
+          <w:p>
+            <w:pPr>
+              <w:pStyle w:val="ListParagraph"/>
+              <w:ind w:left="0"/>
+            </w:pPr>
+          </w:p>
+        </w:tc>
+        <w:tc>
+          <w:tcPr>
+            <w:tcW w:w="1008" w:type="dxa"/>
+          </w:tcPr>
+          <w:p>
+            <w:pPr>
+              <w:pStyle w:val="ListParagraph"/>
+              <w:ind w:left="0"/>
+            </w:pPr>
+          </w:p>
+        </w:tc>
+        <w:tc>
+          <w:tcPr>
+            <w:tcW w:w="1008" w:type="dxa"/>
+          </w:tcPr>
+          <w:p>
+            <w:pPr>
+              <w:pStyle w:val="ListParagraph"/>
+              <w:ind w:left="0"/>
+            </w:pPr>
+          </w:p>
+        </w:tc>
+        <w:tc>
+          <w:tcPr>
+            <w:tcW w:w="1008" w:type="dxa"/>
+          </w:tcPr>
+          <w:p>
+            <w:pPr>
+              <w:pStyle w:val="ListParagraph"/>
+              <w:ind w:left="0"/>
+            </w:pPr>
+          </w:p>
+        </w:tc>
+      </w:tr>
+      <w:tr>
+        <w:trPr>
+          <w:trHeight w:val="432"/>
+        </w:trPr>
+        <w:tc>
+          <w:tcPr>
+            <w:tcW w:w="1008" w:type="dxa"/>
+          </w:tcPr>
+          <w:p>
+            <w:pPr>
+              <w:pStyle w:val="ListParagraph"/>
+              <w:ind w:left="0"/>
+            </w:pPr>
+          </w:p>
+        </w:tc>
+        <w:tc>
+          <w:tcPr>
+            <w:tcW w:w="1008" w:type="dxa"/>
+          </w:tcPr>
+          <w:p>
+            <w:pPr>
+              <w:pStyle w:val="ListParagraph"/>
+              <w:ind w:left="0"/>
+            </w:pPr>
+          </w:p>
+        </w:tc>
+        <w:tc>
+          <w:tcPr>
+            <w:tcW w:w="1008" w:type="dxa"/>
+          </w:tcPr>
+          <w:p>
+            <w:pPr>
+              <w:pStyle w:val="ListParagraph"/>
+              <w:ind w:left="0"/>
+            </w:pPr>
+          </w:p>
+        </w:tc>
+        <w:tc>
+          <w:tcPr>
+            <w:tcW w:w="1008" w:type="dxa"/>
+          </w:tcPr>
+          <w:p>
+            <w:pPr>
+              <w:pStyle w:val="ListParagraph"/>
+              <w:ind w:left="0"/>
+            </w:pPr>
+          </w:p>
+        </w:tc>
+        <w:tc>
+          <w:tcPr>
+            <w:tcW w:w="1008" w:type="dxa"/>
+          </w:tcPr>
+          <w:p>
+            <w:pPr>
+              <w:pStyle w:val="ListParagraph"/>
+              <w:ind w:left="0"/>
+            </w:pPr>
+          </w:p>
+        </w:tc>
+        <w:tc>
+          <w:tcPr>
+            <w:tcW w:w="1008" w:type="dxa"/>
+          </w:tcPr>
+          <w:p>
+            <w:pPr>
+              <w:pStyle w:val="ListParagraph"/>
+              <w:ind w:left="0"/>
+            </w:pPr>
+          </w:p>
+        </w:tc>
+        <w:tc>
+          <w:tcPr>
+            <w:tcW w:w="1008" w:type="dxa"/>
+          </w:tcPr>
+          <w:p>
+            <w:pPr>
+              <w:pStyle w:val="ListParagraph"/>
+              <w:ind w:left="0"/>
+            </w:pPr>
+          </w:p>
+        </w:tc>
+        <w:tc>
+          <w:tcPr>
+            <w:tcW w:w="1008" w:type="dxa"/>
+          </w:tcPr>
+          <w:p>
+            <w:pPr>
+              <w:pStyle w:val="ListParagraph"/>
+              <w:ind w:left="0"/>
+            </w:pPr>
+          </w:p>
+        </w:tc>
+        <w:tc>
+          <w:tcPr>
+            <w:tcW w:w="1008" w:type="dxa"/>
+          </w:tcPr>
+          <w:p>
+            <w:pPr>
+              <w:pStyle w:val="ListParagraph"/>
+              <w:ind w:left="0"/>
+            </w:pPr>
+          </w:p>
+        </w:tc>
+        <w:tc>
+          <w:tcPr>
+            <w:tcW w:w="1008" w:type="dxa"/>
+          </w:tcPr>
+          <w:p>
+            <w:pPr>
+              <w:pStyle w:val="ListParagraph"/>
+              <w:ind w:left="0"/>
+            </w:pPr>
+          </w:p>
+        </w:tc>
+      </w:tr>
+    </w:tbl>
     <w:p/>
-    <w:p>
-      <w:pPr>
-        <w:ind w:left="360"/>
-      </w:pPr>
-    </w:p>
-    <w:p/>
-    <w:p/>
-    <w:p/>
-    <w:p/>
-    <w:p>
-      <w:pPr>
-        <w:ind w:firstLine="720"/>
-      </w:pPr>
-    </w:p>
-    <w:p>
-      <w:pPr>
-        <w:ind w:firstLine="720"/>
-      </w:pPr>
-    </w:p>
     <w:p>
       <w:pPr>
         <w:pStyle w:val="ListParagraph"/>
@@ -736,12 +2224,16 @@
           <w:numId w:val="5"/>
         </w:numPr>
         <w:rPr>
-          <w:sz w:val="32"/>
-          <w:szCs w:val="32"/>
-        </w:rPr>
-      </w:pPr>
-      <w:r>
-        <w:rPr>
+          <w:b/>
+          <w:bCs/>
+          <w:sz w:val="32"/>
+          <w:szCs w:val="32"/>
+        </w:rPr>
+      </w:pPr>
+      <w:r>
+        <w:rPr>
+          <w:b/>
+          <w:bCs/>
           <w:sz w:val="32"/>
           <w:szCs w:val="32"/>
         </w:rPr>
@@ -749,6 +2241,8 @@
       </w:r>
       <w:r>
         <w:rPr>
+          <w:b/>
+          <w:bCs/>
           <w:sz w:val="32"/>
           <w:szCs w:val="32"/>
         </w:rPr>
@@ -756,10 +2250,31 @@
       </w:r>
       <w:r>
         <w:rPr>
+          <w:b/>
+          <w:bCs/>
           <w:sz w:val="32"/>
           <w:szCs w:val="32"/>
         </w:rPr>
         <w:t xml:space="preserve"> counting of the following numbers.</w:t>
+      </w:r>
+      <w:r>
+        <w:rPr>
+          <w:b/>
+          <w:bCs/>
+          <w:sz w:val="32"/>
+          <w:szCs w:val="32"/>
+        </w:rPr>
+        <w:t xml:space="preserve"> </w:t>
+      </w:r>
+      <w:r>
+        <w:rPr>
+          <w:b/>
+          <w:bCs/>
+          <w:sz w:val="32"/>
+          <w:szCs w:val="32"/>
+        </w:rPr>
+        <w:tab/>
+        <w:t>(5)</w:t>
       </w:r>
     </w:p>
     <w:p>
@@ -769,12 +2284,31 @@
           <w:ilvl w:val="0"/>
           <w:numId w:val="6"/>
         </w:numPr>
-      </w:pPr>
-      <w:r>
+        <w:rPr>
+          <w:sz w:val="36"/>
+          <w:szCs w:val="36"/>
+        </w:rPr>
+      </w:pPr>
+      <w:r>
+        <w:rPr>
+          <w:sz w:val="36"/>
+          <w:szCs w:val="36"/>
+        </w:rPr>
         <w:t>10</w:t>
       </w:r>
       <w:r>
-        <w:t xml:space="preserve"> ________-</w:t>
+        <w:rPr>
+          <w:sz w:val="36"/>
+          <w:szCs w:val="36"/>
+        </w:rPr>
+        <w:t xml:space="preserve"> ________</w:t>
+      </w:r>
+      <w:r>
+        <w:rPr>
+          <w:sz w:val="36"/>
+          <w:szCs w:val="36"/>
+        </w:rPr>
+        <w:t>___________________</w:t>
       </w:r>
     </w:p>
     <w:p>
@@ -784,9 +2318,24 @@
           <w:ilvl w:val="0"/>
           <w:numId w:val="6"/>
         </w:numPr>
-      </w:pPr>
-      <w:r>
+        <w:rPr>
+          <w:sz w:val="36"/>
+          <w:szCs w:val="36"/>
+        </w:rPr>
+      </w:pPr>
+      <w:r>
+        <w:rPr>
+          <w:sz w:val="36"/>
+          <w:szCs w:val="36"/>
+        </w:rPr>
         <w:t>20 ________</w:t>
+      </w:r>
+      <w:r>
+        <w:rPr>
+          <w:sz w:val="36"/>
+          <w:szCs w:val="36"/>
+        </w:rPr>
+        <w:t>___________________</w:t>
       </w:r>
     </w:p>
     <w:p>
@@ -796,9 +2345,24 @@
           <w:ilvl w:val="0"/>
           <w:numId w:val="6"/>
         </w:numPr>
-      </w:pPr>
-      <w:r>
+        <w:rPr>
+          <w:sz w:val="36"/>
+          <w:szCs w:val="36"/>
+        </w:rPr>
+      </w:pPr>
+      <w:r>
+        <w:rPr>
+          <w:sz w:val="36"/>
+          <w:szCs w:val="36"/>
+        </w:rPr>
         <w:t>30 ________</w:t>
+      </w:r>
+      <w:r>
+        <w:rPr>
+          <w:sz w:val="36"/>
+          <w:szCs w:val="36"/>
+        </w:rPr>
+        <w:t>___________________</w:t>
       </w:r>
     </w:p>
     <w:p>
@@ -808,9 +2372,24 @@
           <w:ilvl w:val="0"/>
           <w:numId w:val="6"/>
         </w:numPr>
-      </w:pPr>
-      <w:r>
+        <w:rPr>
+          <w:sz w:val="36"/>
+          <w:szCs w:val="36"/>
+        </w:rPr>
+      </w:pPr>
+      <w:r>
+        <w:rPr>
+          <w:sz w:val="36"/>
+          <w:szCs w:val="36"/>
+        </w:rPr>
         <w:t>40 ________</w:t>
+      </w:r>
+      <w:r>
+        <w:rPr>
+          <w:sz w:val="36"/>
+          <w:szCs w:val="36"/>
+        </w:rPr>
+        <w:t>___________________</w:t>
       </w:r>
     </w:p>
     <w:p>
@@ -820,9 +2399,24 @@
           <w:ilvl w:val="0"/>
           <w:numId w:val="6"/>
         </w:numPr>
-      </w:pPr>
-      <w:r>
+        <w:rPr>
+          <w:sz w:val="36"/>
+          <w:szCs w:val="36"/>
+        </w:rPr>
+      </w:pPr>
+      <w:r>
+        <w:rPr>
+          <w:sz w:val="36"/>
+          <w:szCs w:val="36"/>
+        </w:rPr>
         <w:t>50 ________</w:t>
+      </w:r>
+      <w:r>
+        <w:rPr>
+          <w:sz w:val="36"/>
+          <w:szCs w:val="36"/>
+        </w:rPr>
+        <w:t>___________________</w:t>
       </w:r>
     </w:p>
     <w:p>
@@ -832,9 +2426,24 @@
           <w:ilvl w:val="0"/>
           <w:numId w:val="6"/>
         </w:numPr>
-      </w:pPr>
-      <w:r>
+        <w:rPr>
+          <w:sz w:val="36"/>
+          <w:szCs w:val="36"/>
+        </w:rPr>
+      </w:pPr>
+      <w:r>
+        <w:rPr>
+          <w:sz w:val="36"/>
+          <w:szCs w:val="36"/>
+        </w:rPr>
         <w:t>60 _______</w:t>
+      </w:r>
+      <w:r>
+        <w:rPr>
+          <w:sz w:val="36"/>
+          <w:szCs w:val="36"/>
+        </w:rPr>
+        <w:t>____________________</w:t>
       </w:r>
     </w:p>
     <w:p>
@@ -844,9 +2453,24 @@
           <w:ilvl w:val="0"/>
           <w:numId w:val="6"/>
         </w:numPr>
-      </w:pPr>
-      <w:r>
+        <w:rPr>
+          <w:sz w:val="36"/>
+          <w:szCs w:val="36"/>
+        </w:rPr>
+      </w:pPr>
+      <w:r>
+        <w:rPr>
+          <w:sz w:val="36"/>
+          <w:szCs w:val="36"/>
+        </w:rPr>
         <w:t>70 ______</w:t>
+      </w:r>
+      <w:r>
+        <w:rPr>
+          <w:sz w:val="36"/>
+          <w:szCs w:val="36"/>
+        </w:rPr>
+        <w:t>_____________________</w:t>
       </w:r>
     </w:p>
     <w:p>
@@ -856,9 +2480,24 @@
           <w:ilvl w:val="0"/>
           <w:numId w:val="6"/>
         </w:numPr>
-      </w:pPr>
-      <w:r>
+        <w:rPr>
+          <w:sz w:val="36"/>
+          <w:szCs w:val="36"/>
+        </w:rPr>
+      </w:pPr>
+      <w:r>
+        <w:rPr>
+          <w:sz w:val="36"/>
+          <w:szCs w:val="36"/>
+        </w:rPr>
         <w:t>80 ________</w:t>
+      </w:r>
+      <w:r>
+        <w:rPr>
+          <w:sz w:val="36"/>
+          <w:szCs w:val="36"/>
+        </w:rPr>
+        <w:t>___________________</w:t>
       </w:r>
     </w:p>
     <w:p>
@@ -868,9 +2507,24 @@
           <w:ilvl w:val="0"/>
           <w:numId w:val="6"/>
         </w:numPr>
-      </w:pPr>
-      <w:r>
+        <w:rPr>
+          <w:sz w:val="36"/>
+          <w:szCs w:val="36"/>
+        </w:rPr>
+      </w:pPr>
+      <w:r>
+        <w:rPr>
+          <w:sz w:val="36"/>
+          <w:szCs w:val="36"/>
+        </w:rPr>
         <w:t>90 ________</w:t>
+      </w:r>
+      <w:r>
+        <w:rPr>
+          <w:sz w:val="36"/>
+          <w:szCs w:val="36"/>
+        </w:rPr>
+        <w:t>___________________</w:t>
       </w:r>
     </w:p>
     <w:p>
@@ -880,9 +2534,39 @@
           <w:ilvl w:val="0"/>
           <w:numId w:val="6"/>
         </w:numPr>
-      </w:pPr>
-      <w:r>
+        <w:rPr>
+          <w:sz w:val="36"/>
+          <w:szCs w:val="36"/>
+        </w:rPr>
+      </w:pPr>
+      <w:r>
+        <w:rPr>
+          <w:sz w:val="36"/>
+          <w:szCs w:val="36"/>
+        </w:rPr>
         <w:t>100 _________</w:t>
+      </w:r>
+      <w:r>
+        <w:rPr>
+          <w:sz w:val="36"/>
+          <w:szCs w:val="36"/>
+        </w:rPr>
+        <w:t>_______________</w:t>
+      </w:r>
+    </w:p>
+    <w:p>
+      <w:pPr>
+        <w:rPr>
+          <w:sz w:val="32"/>
+          <w:szCs w:val="32"/>
+        </w:rPr>
+      </w:pPr>
+      <w:r>
+        <w:rPr>
+          <w:sz w:val="32"/>
+          <w:szCs w:val="32"/>
+        </w:rPr>
+        <w:br w:type="page"/>
       </w:r>
     </w:p>
     <w:p>
@@ -893,12 +2577,16 @@
           <w:numId w:val="5"/>
         </w:numPr>
         <w:rPr>
-          <w:sz w:val="32"/>
-          <w:szCs w:val="32"/>
-        </w:rPr>
-      </w:pPr>
-      <w:r>
-        <w:rPr>
+          <w:b/>
+          <w:bCs/>
+          <w:sz w:val="32"/>
+          <w:szCs w:val="32"/>
+        </w:rPr>
+      </w:pPr>
+      <w:r>
+        <w:rPr>
+          <w:b/>
+          <w:bCs/>
           <w:sz w:val="32"/>
           <w:szCs w:val="32"/>
         </w:rPr>
@@ -906,6 +2594,8 @@
       </w:r>
       <w:r>
         <w:rPr>
+          <w:b/>
+          <w:bCs/>
           <w:sz w:val="32"/>
           <w:szCs w:val="32"/>
         </w:rPr>
@@ -913,6 +2603,8 @@
       </w:r>
       <w:r>
         <w:rPr>
+          <w:b/>
+          <w:bCs/>
           <w:sz w:val="32"/>
           <w:szCs w:val="32"/>
         </w:rPr>
@@ -920,6 +2612,8 @@
       </w:r>
       <w:r>
         <w:rPr>
+          <w:b/>
+          <w:bCs/>
           <w:sz w:val="32"/>
           <w:szCs w:val="32"/>
         </w:rPr>
@@ -928,85 +2622,138 @@
       <w:r>
         <w:rPr>
           <w:rFonts w:cstheme="minorHAnsi"/>
-          <w:sz w:val="32"/>
-          <w:szCs w:val="32"/>
-        </w:rPr>
-        <w:t>X</w:t>
-      </w:r>
+          <w:b/>
+          <w:bCs/>
+          <w:sz w:val="32"/>
+          <w:szCs w:val="32"/>
+        </w:rPr>
+        <w:t>V</w:t>
+      </w:r>
+      <w:proofErr w:type="gramStart"/>
       <w:r>
         <w:rPr>
           <w:rFonts w:cstheme="minorHAnsi"/>
+          <w:b/>
+          <w:bCs/>
           <w:sz w:val="32"/>
           <w:szCs w:val="32"/>
         </w:rPr>
         <w:t>)</w:t>
       </w:r>
+      <w:r>
+        <w:rPr>
+          <w:rFonts w:cstheme="minorHAnsi"/>
+          <w:b/>
+          <w:bCs/>
+          <w:sz w:val="32"/>
+          <w:szCs w:val="32"/>
+        </w:rPr>
+        <w:t xml:space="preserve">  (</w:t>
+      </w:r>
+      <w:proofErr w:type="gramEnd"/>
+      <w:r>
+        <w:rPr>
+          <w:rFonts w:cstheme="minorHAnsi"/>
+          <w:b/>
+          <w:bCs/>
+          <w:sz w:val="32"/>
+          <w:szCs w:val="32"/>
+        </w:rPr>
+        <w:t>5)</w:t>
+      </w:r>
     </w:p>
-    <w:p>
-      <w:pPr>
-        <w:pStyle w:val="ListParagraph"/>
-      </w:pPr>
-    </w:p>
-    <w:p>
-      <w:pPr>
-        <w:pStyle w:val="ListParagraph"/>
-      </w:pPr>
-    </w:p>
-    <w:p>
-      <w:pPr>
-        <w:pStyle w:val="ListParagraph"/>
-      </w:pPr>
-    </w:p>
-    <w:p>
-      <w:pPr>
-        <w:pStyle w:val="ListParagraph"/>
-      </w:pPr>
-    </w:p>
-    <w:p>
-      <w:pPr>
-        <w:pStyle w:val="ListParagraph"/>
-      </w:pPr>
-    </w:p>
-    <w:p>
-      <w:pPr>
-        <w:pStyle w:val="ListParagraph"/>
-      </w:pPr>
-    </w:p>
-    <w:p>
-      <w:pPr>
-        <w:pStyle w:val="ListParagraph"/>
-      </w:pPr>
-    </w:p>
-    <w:p>
-      <w:pPr>
-        <w:pStyle w:val="ListParagraph"/>
-      </w:pPr>
-    </w:p>
-    <w:p>
-      <w:pPr>
-        <w:pStyle w:val="ListParagraph"/>
-      </w:pPr>
-    </w:p>
-    <w:p>
-      <w:pPr>
-        <w:pStyle w:val="ListParagraph"/>
-      </w:pPr>
-    </w:p>
-    <w:p>
-      <w:pPr>
-        <w:pStyle w:val="ListParagraph"/>
-      </w:pPr>
-    </w:p>
-    <w:p>
-      <w:pPr>
-        <w:pStyle w:val="ListParagraph"/>
-      </w:pPr>
-    </w:p>
-    <w:p>
-      <w:pPr>
-        <w:pStyle w:val="ListParagraph"/>
-      </w:pPr>
-    </w:p>
+    <w:tbl>
+      <w:tblPr>
+        <w:tblStyle w:val="TableGrid"/>
+        <w:tblW w:w="0" w:type="auto"/>
+        <w:tblInd w:w="720" w:type="dxa"/>
+        <w:tblLook w:val="04A0" w:firstRow="1" w:lastRow="0" w:firstColumn="1" w:lastColumn="0" w:noHBand="0" w:noVBand="1"/>
+      </w:tblPr>
+      <w:tblGrid>
+        <w:gridCol w:w="2880"/>
+      </w:tblGrid>
+      <w:tr>
+        <w:trPr>
+          <w:trHeight w:val="432"/>
+        </w:trPr>
+        <w:tc>
+          <w:tcPr>
+            <w:tcW w:w="2880" w:type="dxa"/>
+          </w:tcPr>
+          <w:p>
+            <w:pPr>
+              <w:pStyle w:val="ListParagraph"/>
+              <w:ind w:left="0"/>
+            </w:pPr>
+          </w:p>
+        </w:tc>
+      </w:tr>
+      <w:tr>
+        <w:trPr>
+          <w:trHeight w:val="432"/>
+        </w:trPr>
+        <w:tc>
+          <w:tcPr>
+            <w:tcW w:w="2880" w:type="dxa"/>
+          </w:tcPr>
+          <w:p>
+            <w:pPr>
+              <w:pStyle w:val="ListParagraph"/>
+              <w:ind w:left="0"/>
+            </w:pPr>
+          </w:p>
+        </w:tc>
+      </w:tr>
+      <w:tr>
+        <w:trPr>
+          <w:trHeight w:val="432"/>
+        </w:trPr>
+        <w:tc>
+          <w:tcPr>
+            <w:tcW w:w="2880" w:type="dxa"/>
+          </w:tcPr>
+          <w:p>
+            <w:pPr>
+              <w:pStyle w:val="ListParagraph"/>
+              <w:ind w:left="0"/>
+            </w:pPr>
+          </w:p>
+        </w:tc>
+      </w:tr>
+      <w:tr>
+        <w:trPr>
+          <w:trHeight w:val="432"/>
+        </w:trPr>
+        <w:tc>
+          <w:tcPr>
+            <w:tcW w:w="2880" w:type="dxa"/>
+          </w:tcPr>
+          <w:p>
+            <w:pPr>
+              <w:pStyle w:val="ListParagraph"/>
+              <w:ind w:left="0"/>
+            </w:pPr>
+          </w:p>
+        </w:tc>
+      </w:tr>
+      <w:tr>
+        <w:trPr>
+          <w:trHeight w:val="432"/>
+        </w:trPr>
+        <w:tc>
+          <w:tcPr>
+            <w:tcW w:w="2880" w:type="dxa"/>
+          </w:tcPr>
+          <w:p>
+            <w:pPr>
+              <w:pStyle w:val="ListParagraph"/>
+              <w:ind w:left="0"/>
+            </w:pPr>
+          </w:p>
+        </w:tc>
+      </w:tr>
+    </w:tbl>
+    <w:p/>
     <w:p>
       <w:pPr>
         <w:pStyle w:val="ListParagraph"/>
@@ -1015,16 +2762,30 @@
           <w:numId w:val="5"/>
         </w:numPr>
         <w:rPr>
-          <w:sz w:val="32"/>
-          <w:szCs w:val="32"/>
-        </w:rPr>
-      </w:pPr>
-      <w:r>
-        <w:rPr>
+          <w:b/>
+          <w:bCs/>
+          <w:sz w:val="32"/>
+          <w:szCs w:val="32"/>
+        </w:rPr>
+      </w:pPr>
+      <w:r>
+        <w:rPr>
+          <w:b/>
+          <w:bCs/>
           <w:sz w:val="32"/>
           <w:szCs w:val="32"/>
         </w:rPr>
         <w:t>Identify the place value of colored digits, numbers.</w:t>
+      </w:r>
+      <w:r>
+        <w:rPr>
+          <w:b/>
+          <w:bCs/>
+          <w:sz w:val="32"/>
+          <w:szCs w:val="32"/>
+        </w:rPr>
+        <w:tab/>
+        <w:t>(6)</w:t>
       </w:r>
     </w:p>
     <w:p>
@@ -1034,18 +2795,99 @@
           <w:ilvl w:val="0"/>
           <w:numId w:val="7"/>
         </w:numPr>
-      </w:pPr>
-      <w:r>
+        <w:rPr>
+          <w:b/>
+          <w:bCs/>
+          <w:sz w:val="36"/>
+          <w:szCs w:val="36"/>
+        </w:rPr>
+      </w:pPr>
+      <w:r>
+        <w:rPr>
+          <w:b/>
+          <w:bCs/>
+          <w:noProof/>
+          <w:sz w:val="32"/>
+          <w:szCs w:val="32"/>
+        </w:rPr>
+        <mc:AlternateContent>
+          <mc:Choice Requires="wps">
+            <w:drawing>
+              <wp:anchor distT="0" distB="0" distL="114300" distR="114300" simplePos="0" relativeHeight="251672576" behindDoc="0" locked="0" layoutInCell="1" allowOverlap="1" wp14:anchorId="6DBB378D" wp14:editId="3B0916BB">
+                <wp:simplePos x="0" y="0"/>
+                <wp:positionH relativeFrom="column">
+                  <wp:posOffset>1162050</wp:posOffset>
+                </wp:positionH>
+                <wp:positionV relativeFrom="paragraph">
+                  <wp:posOffset>256540</wp:posOffset>
+                </wp:positionV>
+                <wp:extent cx="1524000" cy="0"/>
+                <wp:effectExtent l="0" t="0" r="0" b="0"/>
+                <wp:wrapNone/>
+                <wp:docPr id="1330057680" name="Straight Connector 8"/>
+                <wp:cNvGraphicFramePr/>
+                <a:graphic xmlns:a="http://schemas.openxmlformats.org/drawingml/2006/main">
+                  <a:graphicData uri="http://schemas.microsoft.com/office/word/2010/wordprocessingShape">
+                    <wps:wsp>
+                      <wps:cNvCnPr/>
+                      <wps:spPr>
+                        <a:xfrm>
+                          <a:off x="0" y="0"/>
+                          <a:ext cx="1524000" cy="0"/>
+                        </a:xfrm>
+                        <a:prstGeom prst="line">
+                          <a:avLst/>
+                        </a:prstGeom>
+                        <a:ln w="19050"/>
+                      </wps:spPr>
+                      <wps:style>
+                        <a:lnRef idx="1">
+                          <a:schemeClr val="dk1"/>
+                        </a:lnRef>
+                        <a:fillRef idx="0">
+                          <a:schemeClr val="dk1"/>
+                        </a:fillRef>
+                        <a:effectRef idx="0">
+                          <a:schemeClr val="dk1"/>
+                        </a:effectRef>
+                        <a:fontRef idx="minor">
+                          <a:schemeClr val="tx1"/>
+                        </a:fontRef>
+                      </wps:style>
+                      <wps:bodyPr/>
+                    </wps:wsp>
+                  </a:graphicData>
+                </a:graphic>
+              </wp:anchor>
+            </w:drawing>
+          </mc:Choice>
+          <mc:Fallback>
+            <w:pict>
+              <v:line w14:anchorId="0D3E8F2E" id="Straight Connector 8" o:spid="_x0000_s1026" style="position:absolute;z-index:251672576;visibility:visible;mso-wrap-style:square;mso-wrap-distance-left:9pt;mso-wrap-distance-top:0;mso-wrap-distance-right:9pt;mso-wrap-distance-bottom:0;mso-position-horizontal:absolute;mso-position-horizontal-relative:text;mso-position-vertical:absolute;mso-position-vertical-relative:text" from="91.5pt,20.2pt" to="211.5pt,20.2pt" o:gfxdata="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" strokecolor="black [3200]" strokeweight="1.5pt">
+                <v:stroke joinstyle="miter"/>
+              </v:line>
+            </w:pict>
+          </mc:Fallback>
+        </mc:AlternateContent>
+      </w:r>
+      <w:r>
+        <w:rPr>
+          <w:b/>
+          <w:bCs/>
+          <w:sz w:val="36"/>
+          <w:szCs w:val="36"/>
+        </w:rPr>
         <w:t>24</w:t>
       </w:r>
       <w:r>
         <w:rPr>
+          <w:b/>
+          <w:bCs/>
           <w:color w:val="2F5496" w:themeColor="accent1" w:themeShade="BF"/>
+          <w:sz w:val="36"/>
+          <w:szCs w:val="36"/>
         </w:rPr>
         <w:t>3</w:t>
-      </w:r>
-      <w:r>
-        <w:t xml:space="preserve">          __________</w:t>
       </w:r>
     </w:p>
     <w:p>
@@ -1055,15 +2897,99 @@
           <w:ilvl w:val="0"/>
           <w:numId w:val="7"/>
         </w:numPr>
-      </w:pPr>
-      <w:r>
-        <w:rPr>
+        <w:rPr>
+          <w:b/>
+          <w:bCs/>
+          <w:sz w:val="36"/>
+          <w:szCs w:val="36"/>
+        </w:rPr>
+      </w:pPr>
+      <w:r>
+        <w:rPr>
+          <w:b/>
+          <w:bCs/>
+          <w:noProof/>
+          <w:sz w:val="32"/>
+          <w:szCs w:val="32"/>
+        </w:rPr>
+        <mc:AlternateContent>
+          <mc:Choice Requires="wps">
+            <w:drawing>
+              <wp:anchor distT="0" distB="0" distL="114300" distR="114300" simplePos="0" relativeHeight="251674624" behindDoc="0" locked="0" layoutInCell="1" allowOverlap="1" wp14:anchorId="3ACA8203" wp14:editId="596A7B1D">
+                <wp:simplePos x="0" y="0"/>
+                <wp:positionH relativeFrom="column">
+                  <wp:posOffset>1181100</wp:posOffset>
+                </wp:positionH>
+                <wp:positionV relativeFrom="paragraph">
+                  <wp:posOffset>279400</wp:posOffset>
+                </wp:positionV>
+                <wp:extent cx="1524000" cy="0"/>
+                <wp:effectExtent l="0" t="0" r="0" b="0"/>
+                <wp:wrapNone/>
+                <wp:docPr id="414409410" name="Straight Connector 8"/>
+                <wp:cNvGraphicFramePr/>
+                <a:graphic xmlns:a="http://schemas.openxmlformats.org/drawingml/2006/main">
+                  <a:graphicData uri="http://schemas.microsoft.com/office/word/2010/wordprocessingShape">
+                    <wps:wsp>
+                      <wps:cNvCnPr/>
+                      <wps:spPr>
+                        <a:xfrm>
+                          <a:off x="0" y="0"/>
+                          <a:ext cx="1524000" cy="0"/>
+                        </a:xfrm>
+                        <a:prstGeom prst="line">
+                          <a:avLst/>
+                        </a:prstGeom>
+                        <a:ln w="19050"/>
+                      </wps:spPr>
+                      <wps:style>
+                        <a:lnRef idx="1">
+                          <a:schemeClr val="dk1"/>
+                        </a:lnRef>
+                        <a:fillRef idx="0">
+                          <a:schemeClr val="dk1"/>
+                        </a:fillRef>
+                        <a:effectRef idx="0">
+                          <a:schemeClr val="dk1"/>
+                        </a:effectRef>
+                        <a:fontRef idx="minor">
+                          <a:schemeClr val="tx1"/>
+                        </a:fontRef>
+                      </wps:style>
+                      <wps:bodyPr/>
+                    </wps:wsp>
+                  </a:graphicData>
+                </a:graphic>
+              </wp:anchor>
+            </w:drawing>
+          </mc:Choice>
+          <mc:Fallback>
+            <w:pict>
+              <v:line w14:anchorId="574DC620" id="Straight Connector 8" o:spid="_x0000_s1026" style="position:absolute;z-index:251674624;visibility:visible;mso-wrap-style:square;mso-wrap-distance-left:9pt;mso-wrap-distance-top:0;mso-wrap-distance-right:9pt;mso-wrap-distance-bottom:0;mso-position-horizontal:absolute;mso-position-horizontal-relative:text;mso-position-vertical:absolute;mso-position-vertical-relative:text" from="93pt,22pt" to="213pt,22pt" o:gfxdata="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" strokecolor="black [3200]" strokeweight="1.5pt">
+                <v:stroke joinstyle="miter"/>
+              </v:line>
+            </w:pict>
+          </mc:Fallback>
+        </mc:AlternateContent>
+      </w:r>
+      <w:r>
+        <w:rPr>
+          <w:b/>
+          <w:bCs/>
           <w:color w:val="2F5496" w:themeColor="accent1" w:themeShade="BF"/>
+          <w:sz w:val="36"/>
+          <w:szCs w:val="36"/>
         </w:rPr>
         <w:t>4</w:t>
       </w:r>
       <w:r>
-        <w:t>50         ___________</w:t>
+        <w:rPr>
+          <w:b/>
+          <w:bCs/>
+          <w:sz w:val="36"/>
+          <w:szCs w:val="36"/>
+        </w:rPr>
+        <w:t>50</w:t>
       </w:r>
     </w:p>
     <w:p>
@@ -1073,18 +2999,38 @@
           <w:ilvl w:val="0"/>
           <w:numId w:val="7"/>
         </w:numPr>
-      </w:pPr>
-      <w:r>
+        <w:rPr>
+          <w:sz w:val="28"/>
+          <w:szCs w:val="28"/>
+        </w:rPr>
+      </w:pPr>
+      <w:r>
+        <w:rPr>
+          <w:b/>
+          <w:bCs/>
+          <w:sz w:val="36"/>
+          <w:szCs w:val="36"/>
+        </w:rPr>
         <w:t>7</w:t>
       </w:r>
       <w:r>
         <w:rPr>
+          <w:b/>
+          <w:bCs/>
           <w:color w:val="2F5496" w:themeColor="accent1" w:themeShade="BF"/>
+          <w:sz w:val="36"/>
+          <w:szCs w:val="36"/>
         </w:rPr>
         <w:t>8</w:t>
       </w:r>
       <w:r>
-        <w:t>2         ___________</w:t>
+        <w:rPr>
+          <w:b/>
+          <w:bCs/>
+          <w:sz w:val="36"/>
+          <w:szCs w:val="36"/>
+        </w:rPr>
+        <w:t>2</w:t>
       </w:r>
     </w:p>
     <w:p>
@@ -1092,45 +3038,131 @@
         <w:pStyle w:val="ListParagraph"/>
         <w:ind w:left="1080"/>
       </w:pPr>
-    </w:p>
-    <w:p>
-      <w:pPr>
-        <w:pStyle w:val="ListParagraph"/>
-      </w:pPr>
-    </w:p>
-    <w:p>
-      <w:pPr>
-        <w:rPr>
-          <w:sz w:val="32"/>
-          <w:szCs w:val="32"/>
-        </w:rPr>
-      </w:pPr>
-      <w:r>
-        <w:rPr>
-          <w:sz w:val="32"/>
-          <w:szCs w:val="32"/>
-        </w:rPr>
-        <w:t>5-Write shapes name of the following.</w:t>
-      </w:r>
-    </w:p>
-    <w:p>
-      <w:r>
-        <w:rPr>
+      <w:r>
+        <w:rPr>
+          <w:b/>
+          <w:bCs/>
           <w:noProof/>
+          <w:sz w:val="32"/>
+          <w:szCs w:val="32"/>
         </w:rPr>
         <mc:AlternateContent>
           <mc:Choice Requires="wps">
             <w:drawing>
-              <wp:anchor distT="0" distB="0" distL="114300" distR="114300" simplePos="0" relativeHeight="251665408" behindDoc="0" locked="0" layoutInCell="1" allowOverlap="1" wp14:anchorId="2C9173D0" wp14:editId="381EDB3B">
+              <wp:anchor distT="0" distB="0" distL="114300" distR="114300" simplePos="0" relativeHeight="251676672" behindDoc="0" locked="0" layoutInCell="1" allowOverlap="1" wp14:anchorId="0FF80556" wp14:editId="5563B33D">
+                <wp:simplePos x="0" y="0"/>
+                <wp:positionH relativeFrom="column">
+                  <wp:posOffset>1162050</wp:posOffset>
+                </wp:positionH>
+                <wp:positionV relativeFrom="paragraph">
+                  <wp:posOffset>29210</wp:posOffset>
+                </wp:positionV>
+                <wp:extent cx="1524000" cy="0"/>
+                <wp:effectExtent l="0" t="0" r="0" b="0"/>
+                <wp:wrapNone/>
+                <wp:docPr id="1783402267" name="Straight Connector 8"/>
+                <wp:cNvGraphicFramePr/>
+                <a:graphic xmlns:a="http://schemas.openxmlformats.org/drawingml/2006/main">
+                  <a:graphicData uri="http://schemas.microsoft.com/office/word/2010/wordprocessingShape">
+                    <wps:wsp>
+                      <wps:cNvCnPr/>
+                      <wps:spPr>
+                        <a:xfrm>
+                          <a:off x="0" y="0"/>
+                          <a:ext cx="1524000" cy="0"/>
+                        </a:xfrm>
+                        <a:prstGeom prst="line">
+                          <a:avLst/>
+                        </a:prstGeom>
+                        <a:ln w="19050"/>
+                      </wps:spPr>
+                      <wps:style>
+                        <a:lnRef idx="1">
+                          <a:schemeClr val="dk1"/>
+                        </a:lnRef>
+                        <a:fillRef idx="0">
+                          <a:schemeClr val="dk1"/>
+                        </a:fillRef>
+                        <a:effectRef idx="0">
+                          <a:schemeClr val="dk1"/>
+                        </a:effectRef>
+                        <a:fontRef idx="minor">
+                          <a:schemeClr val="tx1"/>
+                        </a:fontRef>
+                      </wps:style>
+                      <wps:bodyPr/>
+                    </wps:wsp>
+                  </a:graphicData>
+                </a:graphic>
+              </wp:anchor>
+            </w:drawing>
+          </mc:Choice>
+          <mc:Fallback>
+            <w:pict>
+              <v:line w14:anchorId="1BE14FEA" id="Straight Connector 8" o:spid="_x0000_s1026" style="position:absolute;z-index:251676672;visibility:visible;mso-wrap-style:square;mso-wrap-distance-left:9pt;mso-wrap-distance-top:0;mso-wrap-distance-right:9pt;mso-wrap-distance-bottom:0;mso-position-horizontal:absolute;mso-position-horizontal-relative:text;mso-position-vertical:absolute;mso-position-vertical-relative:text" from="91.5pt,2.3pt" to="211.5pt,2.3pt" o:gfxdata="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" strokecolor="black [3200]" strokeweight="1.5pt">
+                <v:stroke joinstyle="miter"/>
+              </v:line>
+            </w:pict>
+          </mc:Fallback>
+        </mc:AlternateContent>
+      </w:r>
+    </w:p>
+    <w:p>
+      <w:pPr>
+        <w:pStyle w:val="ListParagraph"/>
+        <w:rPr>
+          <w:b/>
+          <w:bCs/>
+        </w:rPr>
+      </w:pPr>
+    </w:p>
+    <w:p>
+      <w:pPr>
+        <w:rPr>
+          <w:b/>
+          <w:bCs/>
+          <w:sz w:val="32"/>
+          <w:szCs w:val="32"/>
+        </w:rPr>
+      </w:pPr>
+      <w:r>
+        <w:rPr>
+          <w:b/>
+          <w:bCs/>
+          <w:sz w:val="32"/>
+          <w:szCs w:val="32"/>
+        </w:rPr>
+        <w:t>5-Write shapes name of the following.</w:t>
+      </w:r>
+      <w:r>
+        <w:rPr>
+          <w:b/>
+          <w:bCs/>
+          <w:sz w:val="32"/>
+          <w:szCs w:val="32"/>
+        </w:rPr>
+        <w:tab/>
+        <w:t>(3)</w:t>
+      </w:r>
+    </w:p>
+    <w:p>
+      <w:r>
+        <w:rPr>
+          <w:noProof/>
+        </w:rPr>
+        <mc:AlternateContent>
+          <mc:Choice Requires="wps">
+            <w:drawing>
+              <wp:anchor distT="0" distB="0" distL="114300" distR="114300" simplePos="0" relativeHeight="251665408" behindDoc="0" locked="0" layoutInCell="1" allowOverlap="1" wp14:anchorId="2C9173D0" wp14:editId="119D0112">
                 <wp:simplePos x="0" y="0"/>
                 <wp:positionH relativeFrom="margin">
-                  <wp:posOffset>3848100</wp:posOffset>
+                  <wp:posOffset>4133850</wp:posOffset>
                 </wp:positionH>
                 <wp:positionV relativeFrom="paragraph">
-                  <wp:posOffset>48260</wp:posOffset>
+                  <wp:posOffset>246380</wp:posOffset>
                 </wp:positionV>
-                <wp:extent cx="1644650" cy="1257300"/>
-                <wp:effectExtent l="38100" t="19050" r="31750" b="38100"/>
+                <wp:extent cx="1188720" cy="1188720"/>
+                <wp:effectExtent l="19050" t="38100" r="30480" b="30480"/>
                 <wp:wrapNone/>
                 <wp:docPr id="7" name="Star: 5 Points 7"/>
                 <wp:cNvGraphicFramePr/>
@@ -1141,85 +3173,13 @@
                       <wps:spPr>
                         <a:xfrm>
                           <a:off x="0" y="0"/>
-                          <a:ext cx="1644650" cy="1257300"/>
+                          <a:ext cx="1188720" cy="1188720"/>
                         </a:xfrm>
                         <a:prstGeom prst="star5">
                           <a:avLst/>
                         </a:prstGeom>
                         <a:noFill/>
-                      </wps:spPr>
-                      <wps:style>
-                        <a:lnRef idx="2">
-                          <a:schemeClr val="dk1">
-                            <a:shade val="50000"/>
-                          </a:schemeClr>
-                        </a:lnRef>
-                        <a:fillRef idx="1">
-                          <a:schemeClr val="dk1"/>
-                        </a:fillRef>
-                        <a:effectRef idx="0">
-                          <a:schemeClr val="dk1"/>
-                        </a:effectRef>
-                        <a:fontRef idx="minor">
-                          <a:schemeClr val="lt1"/>
-                        </a:fontRef>
-                      </wps:style>
-                      <wps:bodyPr rot="0" spcFirstLastPara="0" vertOverflow="overflow" horzOverflow="overflow" vert="horz" wrap="square" lIns="91440" tIns="45720" rIns="91440" bIns="45720" numCol="1" spcCol="0" rtlCol="0" fromWordArt="0" anchor="ctr" anchorCtr="0" forceAA="0" compatLnSpc="1">
-                        <a:prstTxWarp prst="textNoShape">
-                          <a:avLst/>
-                        </a:prstTxWarp>
-                        <a:noAutofit/>
-                      </wps:bodyPr>
-                    </wps:wsp>
-                  </a:graphicData>
-                </a:graphic>
-              </wp:anchor>
-            </w:drawing>
-          </mc:Choice>
-          <mc:Fallback>
-            <w:pict>
-              <v:shape w14:anchorId="6606585C" id="Star: 5 Points 7" o:spid="_x0000_s1026" style="position:absolute;margin-left:303pt;margin-top:3.8pt;width:129.5pt;height:99pt;z-index:251665408;visibility:visible;mso-wrap-style:square;mso-wrap-distance-left:9pt;mso-wrap-distance-top:0;mso-wrap-distance-right:9pt;mso-wrap-distance-bottom:0;mso-position-horizontal:absolute;mso-position-horizontal-relative:margin;mso-position-vertical:absolute;mso-position-vertical-relative:text;v-text-anchor:middle" coordsize="1644650,1257300" o:gfxdata="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" path="m2,480245r628202,3l822325,r194121,480248l1644648,480245,1136420,777051r194129,480246l822325,960485,314101,1257297,508230,777051,2,480245xe" filled="f" strokecolor="black [1600]" strokeweight="1pt">
-                <v:stroke joinstyle="miter"/>
-                <v:path arrowok="t" o:connecttype="custom" o:connectlocs="2,480245;628204,480248;822325,0;1016446,480248;1644648,480245;1136420,777051;1330549,1257297;822325,960485;314101,1257297;508230,777051;2,480245" o:connectangles="0,0,0,0,0,0,0,0,0,0,0"/>
-                <w10:wrap anchorx="margin"/>
-              </v:shape>
-            </w:pict>
-          </mc:Fallback>
-        </mc:AlternateContent>
-      </w:r>
-      <w:r>
-        <w:rPr>
-          <w:noProof/>
-        </w:rPr>
-        <mc:AlternateContent>
-          <mc:Choice Requires="wps">
-            <w:drawing>
-              <wp:anchor distT="0" distB="0" distL="114300" distR="114300" simplePos="0" relativeHeight="251664384" behindDoc="0" locked="0" layoutInCell="1" allowOverlap="1" wp14:anchorId="020B4266" wp14:editId="38BD8826">
-                <wp:simplePos x="0" y="0"/>
-                <wp:positionH relativeFrom="column">
-                  <wp:posOffset>1873250</wp:posOffset>
-                </wp:positionH>
-                <wp:positionV relativeFrom="paragraph">
-                  <wp:posOffset>238760</wp:posOffset>
-                </wp:positionV>
-                <wp:extent cx="1193800" cy="1092200"/>
-                <wp:effectExtent l="0" t="0" r="25400" b="12700"/>
-                <wp:wrapNone/>
-                <wp:docPr id="6" name="Cube 6"/>
-                <wp:cNvGraphicFramePr/>
-                <a:graphic xmlns:a="http://schemas.openxmlformats.org/drawingml/2006/main">
-                  <a:graphicData uri="http://schemas.microsoft.com/office/word/2010/wordprocessingShape">
-                    <wps:wsp>
-                      <wps:cNvSpPr/>
-                      <wps:spPr>
-                        <a:xfrm rot="10800000" flipV="1">
-                          <a:off x="0" y="0"/>
-                          <a:ext cx="1193800" cy="1092200"/>
-                        </a:xfrm>
-                        <a:prstGeom prst="cube">
-                          <a:avLst/>
-                        </a:prstGeom>
-                        <a:noFill/>
+                        <a:ln w="19050"/>
                       </wps:spPr>
                       <wps:style>
                         <a:lnRef idx="2">
@@ -1257,28 +3217,17 @@
           </mc:Choice>
           <mc:Fallback>
             <w:pict>
-              <v:shapetype w14:anchorId="038B467A" id="_x0000_t16" coordsize="21600,21600" o:spt="16" adj="5400" path="m@0,l0@0,,21600@1,21600,21600@2,21600,xem0@0nfl@1@0,21600,em@1@0nfl@1,21600e">
+              <v:shape w14:anchorId="759BBB35" id="Star: 5 Points 7" o:spid="_x0000_s1026" style="position:absolute;margin-left:325.5pt;margin-top:19.4pt;width:93.6pt;height:93.6pt;z-index:251665408;visibility:visible;mso-wrap-style:square;mso-width-percent:0;mso-height-percent:0;mso-wrap-distance-left:9pt;mso-wrap-distance-top:0;mso-wrap-distance-right:9pt;mso-wrap-distance-bottom:0;mso-position-horizontal:absolute;mso-position-horizontal-relative:margin;mso-position-vertical:absolute;mso-position-vertical-relative:text;mso-width-percent:0;mso-height-percent:0;mso-width-relative:margin;mso-height-relative:margin;v-text-anchor:middle" coordsize="1188720,1188720" o:gfxdata="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" path="m1,454049r454052,4l594360,,734667,454053r454052,-4l821381,734666r140313,454051l594360,908095,227026,1188717,367339,734666,1,454049xe" filled="f" strokecolor="black [1600]" strokeweight="1.5pt">
                 <v:stroke joinstyle="miter"/>
-                <v:formulas>
-                  <v:f eqn="val #0"/>
-                  <v:f eqn="sum width 0 #0"/>
-                  <v:f eqn="sum height 0 #0"/>
-                  <v:f eqn="mid height #0"/>
-                  <v:f eqn="prod @1 1 2"/>
-                  <v:f eqn="prod @2 1 2"/>
-                  <v:f eqn="mid width #0"/>
-                </v:formulas>
-                <v:path o:extrusionok="f" gradientshapeok="t" limo="10800,10800" o:connecttype="custom" o:connectlocs="@6,0;@4,@0;0,@3;@4,21600;@1,@3;21600,@5" o:connectangles="270,270,180,90,0,0" textboxrect="0,@0,@1,21600"/>
-                <v:handles>
-                  <v:h position="topLeft,#0" switch="" yrange="0,21600"/>
-                </v:handles>
-                <o:complex v:ext="view"/>
-              </v:shapetype>
-              <v:shape id="Cube 6" o:spid="_x0000_s1026" type="#_x0000_t16" style="position:absolute;margin-left:147.5pt;margin-top:18.8pt;width:94pt;height:86pt;rotation:180;flip:y;z-index:251664384;visibility:visible;mso-wrap-style:square;mso-width-percent:0;mso-height-percent:0;mso-wrap-distance-left:9pt;mso-wrap-distance-top:0;mso-wrap-distance-right:9pt;mso-wrap-distance-bottom:0;mso-position-horizontal:absolute;mso-position-horizontal-relative:text;mso-position-vertical:absolute;mso-position-vertical-relative:text;mso-width-percent:0;mso-height-percent:0;mso-width-relative:margin;mso-height-relative:margin;v-text-anchor:middle" o:gfxdata="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" filled="f" strokecolor="black [1600]" strokeweight="1pt"/>
+                <v:path arrowok="t" o:connecttype="custom" o:connectlocs="1,454049;454053,454053;594360,0;734667,454053;1188719,454049;821381,734666;961694,1188717;594360,908095;227026,1188717;367339,734666;1,454049" o:connectangles="0,0,0,0,0,0,0,0,0,0,0"/>
+                <w10:wrap anchorx="margin"/>
+              </v:shape>
             </w:pict>
           </mc:Fallback>
         </mc:AlternateContent>
       </w:r>
+    </w:p>
+    <w:p>
       <w:r>
         <w:rPr>
           <w:noProof/>
@@ -1286,16 +3235,16 @@
         <mc:AlternateContent>
           <mc:Choice Requires="wps">
             <w:drawing>
-              <wp:anchor distT="0" distB="0" distL="114300" distR="114300" simplePos="0" relativeHeight="251663360" behindDoc="0" locked="0" layoutInCell="1" allowOverlap="1" wp14:anchorId="6918F5C6" wp14:editId="74A3A496">
+              <wp:anchor distT="0" distB="0" distL="114300" distR="114300" simplePos="0" relativeHeight="251663360" behindDoc="0" locked="0" layoutInCell="1" allowOverlap="1" wp14:anchorId="6918F5C6" wp14:editId="3BD55277">
                 <wp:simplePos x="0" y="0"/>
                 <wp:positionH relativeFrom="column">
-                  <wp:posOffset>-6350</wp:posOffset>
+                  <wp:posOffset>41275</wp:posOffset>
                 </wp:positionH>
                 <wp:positionV relativeFrom="paragraph">
-                  <wp:posOffset>207010</wp:posOffset>
+                  <wp:posOffset>45720</wp:posOffset>
                 </wp:positionV>
-                <wp:extent cx="1123950" cy="1130300"/>
-                <wp:effectExtent l="0" t="0" r="19050" b="12700"/>
+                <wp:extent cx="1188720" cy="1188720"/>
+                <wp:effectExtent l="0" t="0" r="11430" b="11430"/>
                 <wp:wrapNone/>
                 <wp:docPr id="5" name="Flowchart: Connector 5"/>
                 <wp:cNvGraphicFramePr/>
@@ -1306,12 +3255,13 @@
                       <wps:spPr>
                         <a:xfrm>
                           <a:off x="0" y="0"/>
-                          <a:ext cx="1123950" cy="1130300"/>
+                          <a:ext cx="1188720" cy="1188720"/>
                         </a:xfrm>
                         <a:prstGeom prst="flowChartConnector">
                           <a:avLst/>
                         </a:prstGeom>
                         <a:noFill/>
+                        <a:ln w="19050"/>
                       </wps:spPr>
                       <wps:style>
                         <a:lnRef idx="2">
@@ -1338,139 +3288,446 @@
                     </wps:wsp>
                   </a:graphicData>
                 </a:graphic>
+                <wp14:sizeRelH relativeFrom="margin">
+                  <wp14:pctWidth>0</wp14:pctWidth>
+                </wp14:sizeRelH>
+                <wp14:sizeRelV relativeFrom="margin">
+                  <wp14:pctHeight>0</wp14:pctHeight>
+                </wp14:sizeRelV>
               </wp:anchor>
             </w:drawing>
           </mc:Choice>
           <mc:Fallback>
             <w:pict>
-              <v:shape w14:anchorId="4F7332C9" id="Flowchart: Connector 5" o:spid="_x0000_s1026" type="#_x0000_t120" style="position:absolute;margin-left:-.5pt;margin-top:16.3pt;width:88.5pt;height:89pt;z-index:251663360;visibility:visible;mso-wrap-style:square;mso-wrap-distance-left:9pt;mso-wrap-distance-top:0;mso-wrap-distance-right:9pt;mso-wrap-distance-bottom:0;mso-position-horizontal:absolute;mso-position-horizontal-relative:text;mso-position-vertical:absolute;mso-position-vertical-relative:text;v-text-anchor:middle" o:gfxdata="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" filled="f" strokecolor="black [1600]" strokeweight="1pt">
+              <v:shapetype w14:anchorId="4ACBD70D" id="_x0000_t120" coordsize="21600,21600" o:spt="120" path="m10800,qx,10800,10800,21600,21600,10800,10800,xe">
+                <v:path gradientshapeok="t" o:connecttype="custom" o:connectlocs="10800,0;3163,3163;0,10800;3163,18437;10800,21600;18437,18437;21600,10800;18437,3163" textboxrect="3163,3163,18437,18437"/>
+              </v:shapetype>
+              <v:shape id="Flowchart: Connector 5" o:spid="_x0000_s1026" type="#_x0000_t120" style="position:absolute;margin-left:3.25pt;margin-top:3.6pt;width:93.6pt;height:93.6pt;z-index:251663360;visibility:visible;mso-wrap-style:square;mso-width-percent:0;mso-height-percent:0;mso-wrap-distance-left:9pt;mso-wrap-distance-top:0;mso-wrap-distance-right:9pt;mso-wrap-distance-bottom:0;mso-position-horizontal:absolute;mso-position-horizontal-relative:text;mso-position-vertical:absolute;mso-position-vertical-relative:text;mso-width-percent:0;mso-height-percent:0;mso-width-relative:margin;mso-height-relative:margin;v-text-anchor:middle" o:gfxdata="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" filled="f" strokecolor="black [1600]" strokeweight="1.5pt">
                 <v:stroke joinstyle="miter"/>
               </v:shape>
             </w:pict>
           </mc:Fallback>
         </mc:AlternateContent>
       </w:r>
+      <w:r>
+        <w:rPr>
+          <w:noProof/>
+        </w:rPr>
+        <mc:AlternateContent>
+          <mc:Choice Requires="wps">
+            <w:drawing>
+              <wp:anchor distT="0" distB="0" distL="114300" distR="114300" simplePos="0" relativeHeight="251664384" behindDoc="0" locked="0" layoutInCell="1" allowOverlap="1" wp14:anchorId="020B4266" wp14:editId="58D0BF26">
+                <wp:simplePos x="0" y="0"/>
+                <wp:positionH relativeFrom="column">
+                  <wp:posOffset>2082800</wp:posOffset>
+                </wp:positionH>
+                <wp:positionV relativeFrom="paragraph">
+                  <wp:posOffset>48895</wp:posOffset>
+                </wp:positionV>
+                <wp:extent cx="1188720" cy="1188720"/>
+                <wp:effectExtent l="0" t="0" r="11430" b="11430"/>
+                <wp:wrapNone/>
+                <wp:docPr id="6" name="Cube 6"/>
+                <wp:cNvGraphicFramePr/>
+                <a:graphic xmlns:a="http://schemas.openxmlformats.org/drawingml/2006/main">
+                  <a:graphicData uri="http://schemas.microsoft.com/office/word/2010/wordprocessingShape">
+                    <wps:wsp>
+                      <wps:cNvSpPr/>
+                      <wps:spPr>
+                        <a:xfrm rot="10800000" flipV="1">
+                          <a:off x="0" y="0"/>
+                          <a:ext cx="1188720" cy="1188720"/>
+                        </a:xfrm>
+                        <a:prstGeom prst="cube">
+                          <a:avLst/>
+                        </a:prstGeom>
+                        <a:noFill/>
+                        <a:ln w="19050"/>
+                      </wps:spPr>
+                      <wps:style>
+                        <a:lnRef idx="2">
+                          <a:schemeClr val="dk1">
+                            <a:shade val="50000"/>
+                          </a:schemeClr>
+                        </a:lnRef>
+                        <a:fillRef idx="1">
+                          <a:schemeClr val="dk1"/>
+                        </a:fillRef>
+                        <a:effectRef idx="0">
+                          <a:schemeClr val="dk1"/>
+                        </a:effectRef>
+                        <a:fontRef idx="minor">
+                          <a:schemeClr val="lt1"/>
+                        </a:fontRef>
+                      </wps:style>
+                      <wps:bodyPr rot="0" spcFirstLastPara="0" vertOverflow="overflow" horzOverflow="overflow" vert="horz" wrap="square" lIns="91440" tIns="45720" rIns="91440" bIns="45720" numCol="1" spcCol="0" rtlCol="0" fromWordArt="0" anchor="ctr" anchorCtr="0" forceAA="0" compatLnSpc="1">
+                        <a:prstTxWarp prst="textNoShape">
+                          <a:avLst/>
+                        </a:prstTxWarp>
+                        <a:noAutofit/>
+                      </wps:bodyPr>
+                    </wps:wsp>
+                  </a:graphicData>
+                </a:graphic>
+                <wp14:sizeRelH relativeFrom="margin">
+                  <wp14:pctWidth>0</wp14:pctWidth>
+                </wp14:sizeRelH>
+                <wp14:sizeRelV relativeFrom="margin">
+                  <wp14:pctHeight>0</wp14:pctHeight>
+                </wp14:sizeRelV>
+              </wp:anchor>
+            </w:drawing>
+          </mc:Choice>
+          <mc:Fallback>
+            <w:pict>
+              <v:shapetype w14:anchorId="33C8B61E" id="_x0000_t16" coordsize="21600,21600" o:spt="16" adj="5400" path="m@0,l0@0,,21600@1,21600,21600@2,21600,xem0@0nfl@1@0,21600,em@1@0nfl@1,21600e">
+                <v:stroke joinstyle="miter"/>
+                <v:formulas>
+                  <v:f eqn="val #0"/>
+                  <v:f eqn="sum width 0 #0"/>
+                  <v:f eqn="sum height 0 #0"/>
+                  <v:f eqn="mid height #0"/>
+                  <v:f eqn="prod @1 1 2"/>
+                  <v:f eqn="prod @2 1 2"/>
+                  <v:f eqn="mid width #0"/>
+                </v:formulas>
+                <v:path o:extrusionok="f" gradientshapeok="t" limo="10800,10800" o:connecttype="custom" o:connectlocs="@6,0;@4,@0;0,@3;@4,21600;@1,@3;21600,@5" o:connectangles="270,270,180,90,0,0" textboxrect="0,@0,@1,21600"/>
+                <v:handles>
+                  <v:h position="topLeft,#0" switch="" yrange="0,21600"/>
+                </v:handles>
+                <o:complex v:ext="view"/>
+              </v:shapetype>
+              <v:shape id="Cube 6" o:spid="_x0000_s1026" type="#_x0000_t16" style="position:absolute;margin-left:164pt;margin-top:3.85pt;width:93.6pt;height:93.6pt;rotation:180;flip:y;z-index:251664384;visibility:visible;mso-wrap-style:square;mso-width-percent:0;mso-height-percent:0;mso-wrap-distance-left:9pt;mso-wrap-distance-top:0;mso-wrap-distance-right:9pt;mso-wrap-distance-bottom:0;mso-position-horizontal:absolute;mso-position-horizontal-relative:text;mso-position-vertical:absolute;mso-position-vertical-relative:text;mso-width-percent:0;mso-height-percent:0;mso-width-relative:margin;mso-height-relative:margin;v-text-anchor:middle" o:gfxdata="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" filled="f" strokecolor="black [1600]" strokeweight="1.5pt"/>
+            </w:pict>
+          </mc:Fallback>
+        </mc:AlternateContent>
+      </w:r>
+    </w:p>
+    <w:p/>
+    <w:p/>
+    <w:p>
+      <w:pPr>
+        <w:rPr>
+          <w:b/>
+          <w:bCs/>
+          <w:sz w:val="32"/>
+          <w:szCs w:val="32"/>
+        </w:rPr>
+      </w:pPr>
+      <w:r>
+        <w:rPr>
+          <w:b/>
+          <w:bCs/>
+          <w:noProof/>
+          <w:sz w:val="32"/>
+          <w:szCs w:val="32"/>
+        </w:rPr>
+        <mc:AlternateContent>
+          <mc:Choice Requires="wps">
+            <w:drawing>
+              <wp:anchor distT="0" distB="0" distL="114300" distR="114300" simplePos="0" relativeHeight="251670528" behindDoc="0" locked="0" layoutInCell="1" allowOverlap="1" wp14:anchorId="6497475D" wp14:editId="4AD0EFD3">
+                <wp:simplePos x="0" y="0"/>
+                <wp:positionH relativeFrom="column">
+                  <wp:posOffset>4038600</wp:posOffset>
+                </wp:positionH>
+                <wp:positionV relativeFrom="paragraph">
+                  <wp:posOffset>1219200</wp:posOffset>
+                </wp:positionV>
+                <wp:extent cx="1524000" cy="0"/>
+                <wp:effectExtent l="0" t="0" r="0" b="0"/>
+                <wp:wrapNone/>
+                <wp:docPr id="1684793294" name="Straight Connector 8"/>
+                <wp:cNvGraphicFramePr/>
+                <a:graphic xmlns:a="http://schemas.openxmlformats.org/drawingml/2006/main">
+                  <a:graphicData uri="http://schemas.microsoft.com/office/word/2010/wordprocessingShape">
+                    <wps:wsp>
+                      <wps:cNvCnPr/>
+                      <wps:spPr>
+                        <a:xfrm>
+                          <a:off x="0" y="0"/>
+                          <a:ext cx="1524000" cy="0"/>
+                        </a:xfrm>
+                        <a:prstGeom prst="line">
+                          <a:avLst/>
+                        </a:prstGeom>
+                        <a:ln w="19050"/>
+                      </wps:spPr>
+                      <wps:style>
+                        <a:lnRef idx="1">
+                          <a:schemeClr val="dk1"/>
+                        </a:lnRef>
+                        <a:fillRef idx="0">
+                          <a:schemeClr val="dk1"/>
+                        </a:fillRef>
+                        <a:effectRef idx="0">
+                          <a:schemeClr val="dk1"/>
+                        </a:effectRef>
+                        <a:fontRef idx="minor">
+                          <a:schemeClr val="tx1"/>
+                        </a:fontRef>
+                      </wps:style>
+                      <wps:bodyPr/>
+                    </wps:wsp>
+                  </a:graphicData>
+                </a:graphic>
+              </wp:anchor>
+            </w:drawing>
+          </mc:Choice>
+          <mc:Fallback>
+            <w:pict>
+              <v:line w14:anchorId="28EF9E69" id="Straight Connector 8" o:spid="_x0000_s1026" style="position:absolute;z-index:251670528;visibility:visible;mso-wrap-style:square;mso-wrap-distance-left:9pt;mso-wrap-distance-top:0;mso-wrap-distance-right:9pt;mso-wrap-distance-bottom:0;mso-position-horizontal:absolute;mso-position-horizontal-relative:text;mso-position-vertical:absolute;mso-position-vertical-relative:text" from="318pt,96pt" to="438pt,96pt" o:gfxdata="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" strokecolor="black [3200]" strokeweight="1.5pt">
+                <v:stroke joinstyle="miter"/>
+              </v:line>
+            </w:pict>
+          </mc:Fallback>
+        </mc:AlternateContent>
+      </w:r>
+      <w:r>
+        <w:rPr>
+          <w:b/>
+          <w:bCs/>
+          <w:noProof/>
+          <w:sz w:val="32"/>
+          <w:szCs w:val="32"/>
+        </w:rPr>
+        <mc:AlternateContent>
+          <mc:Choice Requires="wps">
+            <w:drawing>
+              <wp:anchor distT="0" distB="0" distL="114300" distR="114300" simplePos="0" relativeHeight="251668480" behindDoc="0" locked="0" layoutInCell="1" allowOverlap="1" wp14:anchorId="1B8675C5" wp14:editId="4C8D3CA8">
+                <wp:simplePos x="0" y="0"/>
+                <wp:positionH relativeFrom="column">
+                  <wp:posOffset>2038350</wp:posOffset>
+                </wp:positionH>
+                <wp:positionV relativeFrom="paragraph">
+                  <wp:posOffset>1219200</wp:posOffset>
+                </wp:positionV>
+                <wp:extent cx="1524000" cy="0"/>
+                <wp:effectExtent l="0" t="0" r="0" b="0"/>
+                <wp:wrapNone/>
+                <wp:docPr id="1727518750" name="Straight Connector 8"/>
+                <wp:cNvGraphicFramePr/>
+                <a:graphic xmlns:a="http://schemas.openxmlformats.org/drawingml/2006/main">
+                  <a:graphicData uri="http://schemas.microsoft.com/office/word/2010/wordprocessingShape">
+                    <wps:wsp>
+                      <wps:cNvCnPr/>
+                      <wps:spPr>
+                        <a:xfrm>
+                          <a:off x="0" y="0"/>
+                          <a:ext cx="1524000" cy="0"/>
+                        </a:xfrm>
+                        <a:prstGeom prst="line">
+                          <a:avLst/>
+                        </a:prstGeom>
+                        <a:ln w="19050"/>
+                      </wps:spPr>
+                      <wps:style>
+                        <a:lnRef idx="1">
+                          <a:schemeClr val="dk1"/>
+                        </a:lnRef>
+                        <a:fillRef idx="0">
+                          <a:schemeClr val="dk1"/>
+                        </a:fillRef>
+                        <a:effectRef idx="0">
+                          <a:schemeClr val="dk1"/>
+                        </a:effectRef>
+                        <a:fontRef idx="minor">
+                          <a:schemeClr val="tx1"/>
+                        </a:fontRef>
+                      </wps:style>
+                      <wps:bodyPr/>
+                    </wps:wsp>
+                  </a:graphicData>
+                </a:graphic>
+              </wp:anchor>
+            </w:drawing>
+          </mc:Choice>
+          <mc:Fallback>
+            <w:pict>
+              <v:line w14:anchorId="69F62858" id="Straight Connector 8" o:spid="_x0000_s1026" style="position:absolute;z-index:251668480;visibility:visible;mso-wrap-style:square;mso-wrap-distance-left:9pt;mso-wrap-distance-top:0;mso-wrap-distance-right:9pt;mso-wrap-distance-bottom:0;mso-position-horizontal:absolute;mso-position-horizontal-relative:text;mso-position-vertical:absolute;mso-position-vertical-relative:text" from="160.5pt,96pt" to="280.5pt,96pt" o:gfxdata="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" strokecolor="black [3200]" strokeweight="1.5pt">
+                <v:stroke joinstyle="miter"/>
+              </v:line>
+            </w:pict>
+          </mc:Fallback>
+        </mc:AlternateContent>
+      </w:r>
+      <w:r>
+        <w:rPr>
+          <w:b/>
+          <w:bCs/>
+          <w:noProof/>
+          <w:sz w:val="32"/>
+          <w:szCs w:val="32"/>
+        </w:rPr>
+        <mc:AlternateContent>
+          <mc:Choice Requires="wps">
+            <w:drawing>
+              <wp:anchor distT="0" distB="0" distL="114300" distR="114300" simplePos="0" relativeHeight="251666432" behindDoc="0" locked="0" layoutInCell="1" allowOverlap="1" wp14:anchorId="31FA0C1E" wp14:editId="615CCC0D">
+                <wp:simplePos x="0" y="0"/>
+                <wp:positionH relativeFrom="column">
+                  <wp:posOffset>-171450</wp:posOffset>
+                </wp:positionH>
+                <wp:positionV relativeFrom="paragraph">
+                  <wp:posOffset>1219200</wp:posOffset>
+                </wp:positionV>
+                <wp:extent cx="1524000" cy="0"/>
+                <wp:effectExtent l="0" t="0" r="0" b="0"/>
+                <wp:wrapNone/>
+                <wp:docPr id="1711890803" name="Straight Connector 8"/>
+                <wp:cNvGraphicFramePr/>
+                <a:graphic xmlns:a="http://schemas.openxmlformats.org/drawingml/2006/main">
+                  <a:graphicData uri="http://schemas.microsoft.com/office/word/2010/wordprocessingShape">
+                    <wps:wsp>
+                      <wps:cNvCnPr/>
+                      <wps:spPr>
+                        <a:xfrm>
+                          <a:off x="0" y="0"/>
+                          <a:ext cx="1524000" cy="0"/>
+                        </a:xfrm>
+                        <a:prstGeom prst="line">
+                          <a:avLst/>
+                        </a:prstGeom>
+                        <a:ln w="19050"/>
+                      </wps:spPr>
+                      <wps:style>
+                        <a:lnRef idx="1">
+                          <a:schemeClr val="dk1"/>
+                        </a:lnRef>
+                        <a:fillRef idx="0">
+                          <a:schemeClr val="dk1"/>
+                        </a:fillRef>
+                        <a:effectRef idx="0">
+                          <a:schemeClr val="dk1"/>
+                        </a:effectRef>
+                        <a:fontRef idx="minor">
+                          <a:schemeClr val="tx1"/>
+                        </a:fontRef>
+                      </wps:style>
+                      <wps:bodyPr/>
+                    </wps:wsp>
+                  </a:graphicData>
+                </a:graphic>
+              </wp:anchor>
+            </w:drawing>
+          </mc:Choice>
+          <mc:Fallback>
+            <w:pict>
+              <v:line w14:anchorId="2A8C0C79" id="Straight Connector 8" o:spid="_x0000_s1026" style="position:absolute;z-index:251666432;visibility:visible;mso-wrap-style:square;mso-wrap-distance-left:9pt;mso-wrap-distance-top:0;mso-wrap-distance-right:9pt;mso-wrap-distance-bottom:0;mso-position-horizontal:absolute;mso-position-horizontal-relative:text;mso-position-vertical:absolute;mso-position-vertical-relative:text" from="-13.5pt,96pt" to="106.5pt,96pt" o:gfxdata="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" strokecolor="black [3200]" strokeweight="1.5pt">
+                <v:stroke joinstyle="miter"/>
+              </v:line>
+            </w:pict>
+          </mc:Fallback>
+        </mc:AlternateContent>
+      </w:r>
+      <w:r>
+        <w:rPr>
+          <w:b/>
+          <w:bCs/>
+          <w:sz w:val="32"/>
+          <w:szCs w:val="32"/>
+        </w:rPr>
+        <w:br w:type="page"/>
+      </w:r>
+    </w:p>
+    <w:p>
+      <w:pPr>
+        <w:rPr>
+          <w:sz w:val="32"/>
+          <w:szCs w:val="32"/>
+        </w:rPr>
+      </w:pPr>
+      <w:r>
+        <w:rPr>
+          <w:b/>
+          <w:bCs/>
+          <w:sz w:val="32"/>
+          <w:szCs w:val="32"/>
+        </w:rPr>
+        <w:t>Q- Draw a 7cm straight line.</w:t>
+      </w:r>
+      <w:r>
+        <w:rPr>
+          <w:b/>
+          <w:bCs/>
+          <w:sz w:val="32"/>
+          <w:szCs w:val="32"/>
+        </w:rPr>
+        <w:tab/>
+        <w:t>(5)</w:t>
+      </w:r>
     </w:p>
     <w:p/>
     <w:p/>
     <w:p/>
     <w:p/>
-    <w:p/>
     <w:p>
-      <w:r>
-        <w:t>______________                            __________________                         _____________________ k</w:t>
-      </w:r>
-    </w:p>
-    <w:p>
-      <w:pPr>
-        <w:rPr>
-          <w:sz w:val="32"/>
-          <w:szCs w:val="32"/>
-        </w:rPr>
-      </w:pPr>
-      <w:r>
-        <w:rPr>
-          <w:sz w:val="32"/>
-          <w:szCs w:val="32"/>
-        </w:rPr>
-        <w:t>6-draw the shapes of the following.</w:t>
-      </w:r>
-    </w:p>
-    <w:p>
-      <w:pPr>
-        <w:pStyle w:val="ListParagraph"/>
-        <w:numPr>
-          <w:ilvl w:val="0"/>
-          <w:numId w:val="8"/>
-        </w:numPr>
-      </w:pPr>
-      <w:r>
-        <w:t>Heart               ____________</w:t>
-      </w:r>
-    </w:p>
-    <w:p>
-      <w:pPr>
-        <w:pStyle w:val="ListParagraph"/>
-        <w:numPr>
-          <w:ilvl w:val="0"/>
-          <w:numId w:val="8"/>
-        </w:numPr>
-      </w:pPr>
-      <w:r>
-        <w:t>Oval                 ____________</w:t>
-      </w:r>
-    </w:p>
-    <w:p>
-      <w:pPr>
-        <w:pStyle w:val="ListParagraph"/>
-        <w:numPr>
-          <w:ilvl w:val="0"/>
-          <w:numId w:val="8"/>
-        </w:numPr>
-      </w:pPr>
-      <w:r>
-        <w:t>Semi-circle     ____________</w:t>
-      </w:r>
-    </w:p>
-    <w:p>
-      <w:pPr>
-        <w:pStyle w:val="ListParagraph"/>
-        <w:numPr>
-          <w:ilvl w:val="0"/>
-          <w:numId w:val="8"/>
-        </w:numPr>
-      </w:pPr>
-      <w:r>
-        <w:t>Cone               ____________</w:t>
-      </w:r>
-    </w:p>
-    <w:p>
-      <w:pPr>
-        <w:rPr>
-          <w:sz w:val="32"/>
-          <w:szCs w:val="32"/>
-        </w:rPr>
-      </w:pPr>
-      <w:r>
-        <w:rPr>
-          <w:sz w:val="32"/>
-          <w:szCs w:val="32"/>
-        </w:rPr>
-        <w:t>Q- Draw a 7cm straight line.</w:t>
+      <w:pPr>
+        <w:rPr>
+          <w:b/>
+          <w:bCs/>
+          <w:sz w:val="32"/>
+          <w:szCs w:val="32"/>
+        </w:rPr>
+      </w:pPr>
+      <w:r>
+        <w:rPr>
+          <w:b/>
+          <w:bCs/>
+          <w:sz w:val="32"/>
+          <w:szCs w:val="32"/>
+        </w:rPr>
+        <w:t>Q- Draw a small curve line.</w:t>
+      </w:r>
+      <w:r>
+        <w:rPr>
+          <w:b/>
+          <w:bCs/>
+          <w:sz w:val="32"/>
+          <w:szCs w:val="32"/>
+        </w:rPr>
+        <w:tab/>
+      </w:r>
+      <w:r>
+        <w:rPr>
+          <w:b/>
+          <w:bCs/>
+          <w:sz w:val="32"/>
+          <w:szCs w:val="32"/>
+        </w:rPr>
+        <w:tab/>
+        <w:t>(5)</w:t>
       </w:r>
     </w:p>
     <w:p/>
     <w:p/>
-    <w:p>
-      <w:pPr>
-        <w:rPr>
-          <w:sz w:val="32"/>
-          <w:szCs w:val="32"/>
-        </w:rPr>
-      </w:pPr>
-      <w:r>
-        <w:rPr>
-          <w:sz w:val="32"/>
-          <w:szCs w:val="32"/>
-        </w:rPr>
-        <w:t>Q- Draw a small curve line.</w:t>
-      </w:r>
-    </w:p>
     <w:p/>
     <w:p/>
     <w:p>
       <w:pPr>
         <w:rPr>
-          <w:sz w:val="32"/>
-          <w:szCs w:val="32"/>
-        </w:rPr>
-      </w:pPr>
-      <w:r>
-        <w:rPr>
+          <w:b/>
+          <w:bCs/>
+          <w:sz w:val="32"/>
+          <w:szCs w:val="32"/>
+        </w:rPr>
+      </w:pPr>
+      <w:r>
+        <w:rPr>
+          <w:b/>
+          <w:bCs/>
           <w:sz w:val="32"/>
           <w:szCs w:val="32"/>
         </w:rPr>
         <w:t>Q- Arrange the following in descending order.</w:t>
+      </w:r>
+      <w:r>
+        <w:rPr>
+          <w:b/>
+          <w:bCs/>
+          <w:sz w:val="32"/>
+          <w:szCs w:val="32"/>
+        </w:rPr>
+        <w:tab/>
+        <w:t>(5)</w:t>
       </w:r>
     </w:p>
     <w:p>
@@ -1480,18 +3737,43 @@
           <w:ilvl w:val="0"/>
           <w:numId w:val="9"/>
         </w:numPr>
-      </w:pPr>
-      <w:r>
+        <w:rPr>
+          <w:sz w:val="32"/>
+          <w:szCs w:val="32"/>
+        </w:rPr>
+      </w:pPr>
+      <w:r>
+        <w:rPr>
+          <w:sz w:val="32"/>
+          <w:szCs w:val="32"/>
+        </w:rPr>
         <w:t>5,11,2,3,25</w:t>
       </w:r>
     </w:p>
     <w:p>
       <w:pPr>
         <w:ind w:left="360"/>
-      </w:pPr>
-      <w:r>
+        <w:rPr>
+          <w:sz w:val="32"/>
+          <w:szCs w:val="32"/>
+        </w:rPr>
+      </w:pPr>
+      <w:r>
+        <w:rPr>
+          <w:sz w:val="32"/>
+          <w:szCs w:val="32"/>
+        </w:rPr>
         <w:t>A-</w:t>
       </w:r>
+    </w:p>
+    <w:p>
+      <w:pPr>
+        <w:ind w:left="360"/>
+        <w:rPr>
+          <w:sz w:val="32"/>
+          <w:szCs w:val="32"/>
+        </w:rPr>
+      </w:pPr>
     </w:p>
     <w:p>
       <w:pPr>
@@ -1500,32 +3782,33 @@
           <w:ilvl w:val="0"/>
           <w:numId w:val="9"/>
         </w:numPr>
-      </w:pPr>
-      <w:r>
+        <w:rPr>
+          <w:sz w:val="32"/>
+          <w:szCs w:val="32"/>
+        </w:rPr>
+      </w:pPr>
+      <w:r>
+        <w:rPr>
+          <w:sz w:val="32"/>
+          <w:szCs w:val="32"/>
+        </w:rPr>
         <w:t>1,5,7,9,20,11</w:t>
       </w:r>
     </w:p>
     <w:p>
       <w:pPr>
         <w:ind w:left="360"/>
-      </w:pPr>
-      <w:r>
+        <w:rPr>
+          <w:sz w:val="32"/>
+          <w:szCs w:val="32"/>
+        </w:rPr>
+      </w:pPr>
+      <w:r>
+        <w:rPr>
+          <w:sz w:val="32"/>
+          <w:szCs w:val="32"/>
+        </w:rPr>
         <w:t>A-</w:t>
-      </w:r>
-    </w:p>
-    <w:p>
-      <w:pPr>
-        <w:rPr>
-          <w:sz w:val="32"/>
-          <w:szCs w:val="32"/>
-        </w:rPr>
-      </w:pPr>
-      <w:r>
-        <w:rPr>
-          <w:sz w:val="32"/>
-          <w:szCs w:val="32"/>
-        </w:rPr>
-        <w:t>Q- Tables oral.</w:t>
       </w:r>
     </w:p>
     <w:sectPr>
@@ -1539,7 +3822,7 @@
 </file>
 
 <file path=word/endnotes.xml><?xml version="1.0" encoding="utf-8"?>
-<w:endnotes xmlns:wpc="http://schemas.microsoft.com/office/word/2010/wordprocessingCanvas" xmlns:cx="http://schemas.microsoft.com/office/drawing/2014/chartex" xmlns:cx1="http://schemas.microsoft.com/office/drawing/2015/9/8/chartex" xmlns:cx2="http://schemas.microsoft.com/office/drawing/2015/10/21/chartex" xmlns:cx3="http://schemas.microsoft.com/office/drawing/2016/5/9/chartex" xmlns:cx4="http://schemas.microsoft.com/office/drawing/2016/5/10/chartex" xmlns:cx5="http://schemas.microsoft.com/office/drawing/2016/5/11/chartex" xmlns:cx6="http://schemas.microsoft.com/office/drawing/2016/5/12/chartex" xmlns:cx7="http://schemas.microsoft.com/office/drawing/2016/5/13/chartex" xmlns:cx8="http://schemas.microsoft.com/office/drawing/2016/5/14/chartex" xmlns:mc="http://schemas.openxmlformats.org/markup-compatibility/2006" xmlns:aink="http://schemas.microsoft.com/office/drawing/2016/ink" xmlns:am3d="http://schemas.microsoft.com/office/drawing/2017/model3d" xmlns:o="urn:schemas-microsoft-com:office:office" xmlns:r="http://schemas.openxmlformats.org/officeDocument/2006/relationships" xmlns:m="http://schemas.openxmlformats.org/officeDocument/2006/math" xmlns:v="urn:schemas-microsoft-com:vml" xmlns:wp14="http://schemas.microsoft.com/office/word/2010/wordprocessingDrawing" xmlns:wp="http://schemas.openxmlformats.org/drawingml/2006/wordprocessingDrawing" xmlns:w10="urn:schemas-microsoft-com:office:word" xmlns:w="http://schemas.openxmlformats.org/wordprocessingml/2006/main" xmlns:w14="http://schemas.microsoft.com/office/word/2010/wordml" xmlns:w15="http://schemas.microsoft.com/office/word/2012/wordml" xmlns:w16cex="http://schemas.microsoft.com/office/word/2018/wordml/cex" xmlns:w16cid="http://schemas.microsoft.com/office/word/2016/wordml/cid" xmlns:w16="http://schemas.microsoft.com/office/word/2018/wordml" xmlns:w16sdtdh="http://schemas.microsoft.com/office/word/2020/wordml/sdtdatahash" xmlns:w16se="http://schemas.microsoft.com/office/word/2015/wordml/symex" xmlns:wpg="http://schemas.microsoft.com/office/word/2010/wordprocessingGroup" xmlns:wpi="http://schemas.microsoft.com/office/word/2010/wordprocessingInk" xmlns:wne="http://schemas.microsoft.com/office/word/2006/wordml" xmlns:wps="http://schemas.microsoft.com/office/word/2010/wordprocessingShape" mc:Ignorable="w14 w15 w16se w16cid w16 w16cex w16sdtdh wp14">
+<w:endnotes xmlns:wpc="http://schemas.microsoft.com/office/word/2010/wordprocessingCanvas" xmlns:cx="http://schemas.microsoft.com/office/drawing/2014/chartex" xmlns:cx1="http://schemas.microsoft.com/office/drawing/2015/9/8/chartex" xmlns:cx2="http://schemas.microsoft.com/office/drawing/2015/10/21/chartex" xmlns:cx3="http://schemas.microsoft.com/office/drawing/2016/5/9/chartex" xmlns:cx4="http://schemas.microsoft.com/office/drawing/2016/5/10/chartex" xmlns:cx5="http://schemas.microsoft.com/office/drawing/2016/5/11/chartex" xmlns:cx6="http://schemas.microsoft.com/office/drawing/2016/5/12/chartex" xmlns:cx7="http://schemas.microsoft.com/office/drawing/2016/5/13/chartex" xmlns:cx8="http://schemas.microsoft.com/office/drawing/2016/5/14/chartex" xmlns:mc="http://schemas.openxmlformats.org/markup-compatibility/2006" xmlns:aink="http://schemas.microsoft.com/office/drawing/2016/ink" xmlns:am3d="http://schemas.microsoft.com/office/drawing/2017/model3d" xmlns:o="urn:schemas-microsoft-com:office:office" xmlns:oel="http://schemas.microsoft.com/office/2019/extlst" xmlns:r="http://schemas.openxmlformats.org/officeDocument/2006/relationships" xmlns:m="http://schemas.openxmlformats.org/officeDocument/2006/math" xmlns:v="urn:schemas-microsoft-com:vml" xmlns:wp14="http://schemas.microsoft.com/office/word/2010/wordprocessingDrawing" xmlns:wp="http://schemas.openxmlformats.org/drawingml/2006/wordprocessingDrawing" xmlns:w10="urn:schemas-microsoft-com:office:word" xmlns:w="http://schemas.openxmlformats.org/wordprocessingml/2006/main" xmlns:w14="http://schemas.microsoft.com/office/word/2010/wordml" xmlns:w15="http://schemas.microsoft.com/office/word/2012/wordml" xmlns:w16cex="http://schemas.microsoft.com/office/word/2018/wordml/cex" xmlns:w16cid="http://schemas.microsoft.com/office/word/2016/wordml/cid" xmlns:w16="http://schemas.microsoft.com/office/word/2018/wordml" xmlns:w16du="http://schemas.microsoft.com/office/word/2023/wordml/word16du" xmlns:w16sdtdh="http://schemas.microsoft.com/office/word/2020/wordml/sdtdatahash" xmlns:w16se="http://schemas.microsoft.com/office/word/2015/wordml/symex" xmlns:wpg="http://schemas.microsoft.com/office/word/2010/wordprocessingGroup" xmlns:wpi="http://schemas.microsoft.com/office/word/2010/wordprocessingInk" xmlns:wne="http://schemas.microsoft.com/office/word/2006/wordml" xmlns:wps="http://schemas.microsoft.com/office/word/2010/wordprocessingShape" mc:Ignorable="w14 w15 w16se w16cid w16 w16cex w16sdtdh w16du wp14">
   <w:endnote w:type="separator" w:id="-1">
     <w:p>
       <w:pPr>
@@ -1564,7 +3847,7 @@
 </file>
 
 <file path=word/footnotes.xml><?xml version="1.0" encoding="utf-8"?>
-<w:footnotes xmlns:wpc="http://schemas.microsoft.com/office/word/2010/wordprocessingCanvas" xmlns:cx="http://schemas.microsoft.com/office/drawing/2014/chartex" xmlns:cx1="http://schemas.microsoft.com/office/drawing/2015/9/8/chartex" xmlns:cx2="http://schemas.microsoft.com/office/drawing/2015/10/21/chartex" xmlns:cx3="http://schemas.microsoft.com/office/drawing/2016/5/9/chartex" xmlns:cx4="http://schemas.microsoft.com/office/drawing/2016/5/10/chartex" xmlns:cx5="http://schemas.microsoft.com/office/drawing/2016/5/11/chartex" xmlns:cx6="http://schemas.microsoft.com/office/drawing/2016/5/12/chartex" xmlns:cx7="http://schemas.microsoft.com/office/drawing/2016/5/13/chartex" xmlns:cx8="http://schemas.microsoft.com/office/drawing/2016/5/14/chartex" xmlns:mc="http://schemas.openxmlformats.org/markup-compatibility/2006" xmlns:aink="http://schemas.microsoft.com/office/drawing/2016/ink" xmlns:am3d="http://schemas.microsoft.com/office/drawing/2017/model3d" xmlns:o="urn:schemas-microsoft-com:office:office" xmlns:r="http://schemas.openxmlformats.org/officeDocument/2006/relationships" xmlns:m="http://schemas.openxmlformats.org/officeDocument/2006/math" xmlns:v="urn:schemas-microsoft-com:vml" xmlns:wp14="http://schemas.microsoft.com/office/word/2010/wordprocessingDrawing" xmlns:wp="http://schemas.openxmlformats.org/drawingml/2006/wordprocessingDrawing" xmlns:w10="urn:schemas-microsoft-com:office:word" xmlns:w="http://schemas.openxmlformats.org/wordprocessingml/2006/main" xmlns:w14="http://schemas.microsoft.com/office/word/2010/wordml" xmlns:w15="http://schemas.microsoft.com/office/word/2012/wordml" xmlns:w16cex="http://schemas.microsoft.com/office/word/2018/wordml/cex" xmlns:w16cid="http://schemas.microsoft.com/office/word/2016/wordml/cid" xmlns:w16="http://schemas.microsoft.com/office/word/2018/wordml" xmlns:w16sdtdh="http://schemas.microsoft.com/office/word/2020/wordml/sdtdatahash" xmlns:w16se="http://schemas.microsoft.com/office/word/2015/wordml/symex" xmlns:wpg="http://schemas.microsoft.com/office/word/2010/wordprocessingGroup" xmlns:wpi="http://schemas.microsoft.com/office/word/2010/wordprocessingInk" xmlns:wne="http://schemas.microsoft.com/office/word/2006/wordml" xmlns:wps="http://schemas.microsoft.com/office/word/2010/wordprocessingShape" mc:Ignorable="w14 w15 w16se w16cid w16 w16cex w16sdtdh wp14">
+<w:footnotes xmlns:wpc="http://schemas.microsoft.com/office/word/2010/wordprocessingCanvas" xmlns:cx="http://schemas.microsoft.com/office/drawing/2014/chartex" xmlns:cx1="http://schemas.microsoft.com/office/drawing/2015/9/8/chartex" xmlns:cx2="http://schemas.microsoft.com/office/drawing/2015/10/21/chartex" xmlns:cx3="http://schemas.microsoft.com/office/drawing/2016/5/9/chartex" xmlns:cx4="http://schemas.microsoft.com/office/drawing/2016/5/10/chartex" xmlns:cx5="http://schemas.microsoft.com/office/drawing/2016/5/11/chartex" xmlns:cx6="http://schemas.microsoft.com/office/drawing/2016/5/12/chartex" xmlns:cx7="http://schemas.microsoft.com/office/drawing/2016/5/13/chartex" xmlns:cx8="http://schemas.microsoft.com/office/drawing/2016/5/14/chartex" xmlns:mc="http://schemas.openxmlformats.org/markup-compatibility/2006" xmlns:aink="http://schemas.microsoft.com/office/drawing/2016/ink" xmlns:am3d="http://schemas.microsoft.com/office/drawing/2017/model3d" xmlns:o="urn:schemas-microsoft-com:office:office" xmlns:oel="http://schemas.microsoft.com/office/2019/extlst" xmlns:r="http://schemas.openxmlformats.org/officeDocument/2006/relationships" xmlns:m="http://schemas.openxmlformats.org/officeDocument/2006/math" xmlns:v="urn:schemas-microsoft-com:vml" xmlns:wp14="http://schemas.microsoft.com/office/word/2010/wordprocessingDrawing" xmlns:wp="http://schemas.openxmlformats.org/drawingml/2006/wordprocessingDrawing" xmlns:w10="urn:schemas-microsoft-com:office:word" xmlns:w="http://schemas.openxmlformats.org/wordprocessingml/2006/main" xmlns:w14="http://schemas.microsoft.com/office/word/2010/wordml" xmlns:w15="http://schemas.microsoft.com/office/word/2012/wordml" xmlns:w16cex="http://schemas.microsoft.com/office/word/2018/wordml/cex" xmlns:w16cid="http://schemas.microsoft.com/office/word/2016/wordml/cid" xmlns:w16="http://schemas.microsoft.com/office/word/2018/wordml" xmlns:w16du="http://schemas.microsoft.com/office/word/2023/wordml/word16du" xmlns:w16sdtdh="http://schemas.microsoft.com/office/word/2020/wordml/sdtdatahash" xmlns:w16se="http://schemas.microsoft.com/office/word/2015/wordml/symex" xmlns:wpg="http://schemas.microsoft.com/office/word/2010/wordprocessingGroup" xmlns:wpi="http://schemas.microsoft.com/office/word/2010/wordprocessingInk" xmlns:wne="http://schemas.microsoft.com/office/word/2006/wordml" xmlns:wps="http://schemas.microsoft.com/office/word/2010/wordprocessingShape" mc:Ignorable="w14 w15 w16se w16cid w16 w16cex w16sdtdh w16du wp14">
   <w:footnote w:type="separator" w:id="-1">
     <w:p>
       <w:pPr>
@@ -1589,7 +3872,7 @@
 </file>
 
 <file path=word/numbering.xml><?xml version="1.0" encoding="utf-8"?>
-<w:numbering xmlns:wpc="http://schemas.microsoft.com/office/word/2010/wordprocessingCanvas" xmlns:cx="http://schemas.microsoft.com/office/drawing/2014/chartex" xmlns:cx1="http://schemas.microsoft.com/office/drawing/2015/9/8/chartex" xmlns:cx2="http://schemas.microsoft.com/office/drawing/2015/10/21/chartex" xmlns:cx3="http://schemas.microsoft.com/office/drawing/2016/5/9/chartex" xmlns:cx4="http://schemas.microsoft.com/office/drawing/2016/5/10/chartex" xmlns:cx5="http://schemas.microsoft.com/office/drawing/2016/5/11/chartex" xmlns:cx6="http://schemas.microsoft.com/office/drawing/2016/5/12/chartex" xmlns:cx7="http://schemas.microsoft.com/office/drawing/2016/5/13/chartex" xmlns:cx8="http://schemas.microsoft.com/office/drawing/2016/5/14/chartex" xmlns:mc="http://schemas.openxmlformats.org/markup-compatibility/2006" xmlns:aink="http://schemas.microsoft.com/office/drawing/2016/ink" xmlns:am3d="http://schemas.microsoft.com/office/drawing/2017/model3d" xmlns:o="urn:schemas-microsoft-com:office:office" xmlns:r="http://schemas.openxmlformats.org/officeDocument/2006/relationships" xmlns:m="http://schemas.openxmlformats.org/officeDocument/2006/math" xmlns:v="urn:schemas-microsoft-com:vml" xmlns:wp14="http://schemas.microsoft.com/office/word/2010/wordprocessingDrawing" xmlns:wp="http://schemas.openxmlformats.org/drawingml/2006/wordprocessingDrawing" xmlns:w10="urn:schemas-microsoft-com:office:word" xmlns:w="http://schemas.openxmlformats.org/wordprocessingml/2006/main" xmlns:w14="http://schemas.microsoft.com/office/word/2010/wordml" xmlns:w15="http://schemas.microsoft.com/office/word/2012/wordml" xmlns:w16cex="http://schemas.microsoft.com/office/word/2018/wordml/cex" xmlns:w16cid="http://schemas.microsoft.com/office/word/2016/wordml/cid" xmlns:w16="http://schemas.microsoft.com/office/word/2018/wordml" xmlns:w16sdtdh="http://schemas.microsoft.com/office/word/2020/wordml/sdtdatahash" xmlns:w16se="http://schemas.microsoft.com/office/word/2015/wordml/symex" xmlns:wpg="http://schemas.microsoft.com/office/word/2010/wordprocessingGroup" xmlns:wpi="http://schemas.microsoft.com/office/word/2010/wordprocessingInk" xmlns:wne="http://schemas.microsoft.com/office/word/2006/wordml" xmlns:wps="http://schemas.microsoft.com/office/word/2010/wordprocessingShape" mc:Ignorable="w14 w15 w16se w16cid w16 w16cex w16sdtdh wp14">
+<w:numbering xmlns:wpc="http://schemas.microsoft.com/office/word/2010/wordprocessingCanvas" xmlns:cx="http://schemas.microsoft.com/office/drawing/2014/chartex" xmlns:cx1="http://schemas.microsoft.com/office/drawing/2015/9/8/chartex" xmlns:cx2="http://schemas.microsoft.com/office/drawing/2015/10/21/chartex" xmlns:cx3="http://schemas.microsoft.com/office/drawing/2016/5/9/chartex" xmlns:cx4="http://schemas.microsoft.com/office/drawing/2016/5/10/chartex" xmlns:cx5="http://schemas.microsoft.com/office/drawing/2016/5/11/chartex" xmlns:cx6="http://schemas.microsoft.com/office/drawing/2016/5/12/chartex" xmlns:cx7="http://schemas.microsoft.com/office/drawing/2016/5/13/chartex" xmlns:cx8="http://schemas.microsoft.com/office/drawing/2016/5/14/chartex" xmlns:mc="http://schemas.openxmlformats.org/markup-compatibility/2006" xmlns:aink="http://schemas.microsoft.com/office/drawing/2016/ink" xmlns:am3d="http://schemas.microsoft.com/office/drawing/2017/model3d" xmlns:o="urn:schemas-microsoft-com:office:office" xmlns:oel="http://schemas.microsoft.com/office/2019/extlst" xmlns:r="http://schemas.openxmlformats.org/officeDocument/2006/relationships" xmlns:m="http://schemas.openxmlformats.org/officeDocument/2006/math" xmlns:v="urn:schemas-microsoft-com:vml" xmlns:wp14="http://schemas.microsoft.com/office/word/2010/wordprocessingDrawing" xmlns:wp="http://schemas.openxmlformats.org/drawingml/2006/wordprocessingDrawing" xmlns:w10="urn:schemas-microsoft-com:office:word" xmlns:w="http://schemas.openxmlformats.org/wordprocessingml/2006/main" xmlns:w14="http://schemas.microsoft.com/office/word/2010/wordml" xmlns:w15="http://schemas.microsoft.com/office/word/2012/wordml" xmlns:w16cex="http://schemas.microsoft.com/office/word/2018/wordml/cex" xmlns:w16cid="http://schemas.microsoft.com/office/word/2016/wordml/cid" xmlns:w16="http://schemas.microsoft.com/office/word/2018/wordml" xmlns:w16du="http://schemas.microsoft.com/office/word/2023/wordml/word16du" xmlns:w16sdtdh="http://schemas.microsoft.com/office/word/2020/wordml/sdtdatahash" xmlns:w16se="http://schemas.microsoft.com/office/word/2015/wordml/symex" xmlns:wpg="http://schemas.microsoft.com/office/word/2010/wordprocessingGroup" xmlns:wpi="http://schemas.microsoft.com/office/word/2010/wordprocessingInk" xmlns:wne="http://schemas.microsoft.com/office/word/2006/wordml" xmlns:wps="http://schemas.microsoft.com/office/word/2010/wordprocessingShape" mc:Ignorable="w14 w15 w16se w16cid w16 w16cex w16sdtdh w16du wp14">
   <w:abstractNum w:abstractNumId="0" w15:restartNumberingAfterBreak="0">
     <w:nsid w:val="02385FCF"/>
     <w:multiLevelType w:val="hybridMultilevel"/>
@@ -2480,41 +4763,41 @@
       </w:pPr>
     </w:lvl>
   </w:abstractNum>
-  <w:num w:numId="1">
+  <w:num w:numId="1" w16cid:durableId="1466120819">
     <w:abstractNumId w:val="6"/>
   </w:num>
-  <w:num w:numId="2">
+  <w:num w:numId="2" w16cid:durableId="1484076759">
     <w:abstractNumId w:val="0"/>
   </w:num>
-  <w:num w:numId="3">
+  <w:num w:numId="3" w16cid:durableId="811364605">
     <w:abstractNumId w:val="9"/>
   </w:num>
-  <w:num w:numId="4">
+  <w:num w:numId="4" w16cid:durableId="653531934">
     <w:abstractNumId w:val="7"/>
   </w:num>
-  <w:num w:numId="5">
+  <w:num w:numId="5" w16cid:durableId="1165705532">
     <w:abstractNumId w:val="1"/>
   </w:num>
-  <w:num w:numId="6">
+  <w:num w:numId="6" w16cid:durableId="107624549">
     <w:abstractNumId w:val="3"/>
   </w:num>
-  <w:num w:numId="7">
+  <w:num w:numId="7" w16cid:durableId="187455482">
     <w:abstractNumId w:val="5"/>
   </w:num>
-  <w:num w:numId="8">
+  <w:num w:numId="8" w16cid:durableId="835851655">
     <w:abstractNumId w:val="8"/>
   </w:num>
-  <w:num w:numId="9">
+  <w:num w:numId="9" w16cid:durableId="1100754284">
     <w:abstractNumId w:val="2"/>
   </w:num>
-  <w:num w:numId="10">
+  <w:num w:numId="10" w16cid:durableId="1415585665">
     <w:abstractNumId w:val="4"/>
   </w:num>
 </w:numbering>
 </file>
 
 <file path=word/styles.xml><?xml version="1.0" encoding="utf-8"?>
-<w:styles xmlns:mc="http://schemas.openxmlformats.org/markup-compatibility/2006" xmlns:r="http://schemas.openxmlformats.org/officeDocument/2006/relationships" xmlns:w="http://schemas.openxmlformats.org/wordprocessingml/2006/main" xmlns:w14="http://schemas.microsoft.com/office/word/2010/wordml" xmlns:w15="http://schemas.microsoft.com/office/word/2012/wordml" xmlns:w16cex="http://schemas.microsoft.com/office/word/2018/wordml/cex" xmlns:w16cid="http://schemas.microsoft.com/office/word/2016/wordml/cid" xmlns:w16="http://schemas.microsoft.com/office/word/2018/wordml" xmlns:w16sdtdh="http://schemas.microsoft.com/office/word/2020/wordml/sdtdatahash" xmlns:w16se="http://schemas.microsoft.com/office/word/2015/wordml/symex" mc:Ignorable="w14 w15 w16se w16cid w16 w16cex w16sdtdh">
+<w:styles xmlns:mc="http://schemas.openxmlformats.org/markup-compatibility/2006" xmlns:r="http://schemas.openxmlformats.org/officeDocument/2006/relationships" xmlns:w="http://schemas.openxmlformats.org/wordprocessingml/2006/main" xmlns:w14="http://schemas.microsoft.com/office/word/2010/wordml" xmlns:w15="http://schemas.microsoft.com/office/word/2012/wordml" xmlns:w16cex="http://schemas.microsoft.com/office/word/2018/wordml/cex" xmlns:w16cid="http://schemas.microsoft.com/office/word/2016/wordml/cid" xmlns:w16="http://schemas.microsoft.com/office/word/2018/wordml" xmlns:w16du="http://schemas.microsoft.com/office/word/2023/wordml/word16du" xmlns:w16sdtdh="http://schemas.microsoft.com/office/word/2020/wordml/sdtdatahash" xmlns:w16se="http://schemas.microsoft.com/office/word/2015/wordml/symex" mc:Ignorable="w14 w15 w16se w16cid w16 w16cex w16sdtdh w16du">
   <w:docDefaults>
     <w:rPrDefault>
       <w:rPr>
@@ -2994,6 +5277,25 @@
     <w:uiPriority w:val="99"/>
     <w:rsid w:val="00EA5423"/>
   </w:style>
+  <w:style w:type="table" w:styleId="TableGrid">
+    <w:name w:val="Table Grid"/>
+    <w:basedOn w:val="TableNormal"/>
+    <w:uiPriority w:val="39"/>
+    <w:rsid w:val="00F62986"/>
+    <w:pPr>
+      <w:spacing w:after="0" w:line="240" w:lineRule="auto"/>
+    </w:pPr>
+    <w:tblPr>
+      <w:tblBorders>
+        <w:top w:val="single" w:sz="4" w:space="0" w:color="auto"/>
+        <w:left w:val="single" w:sz="4" w:space="0" w:color="auto"/>
+        <w:bottom w:val="single" w:sz="4" w:space="0" w:color="auto"/>
+        <w:right w:val="single" w:sz="4" w:space="0" w:color="auto"/>
+        <w:insideH w:val="single" w:sz="4" w:space="0" w:color="auto"/>
+        <w:insideV w:val="single" w:sz="4" w:space="0" w:color="auto"/>
+      </w:tblBorders>
+    </w:tblPr>
+  </w:style>
 </w:styles>
 </file>
 
